--- a/docx_resources/ЛПД/2 тиждень/2т_2-ЛПД.docx
+++ b/docx_resources/ЛПД/2 тиждень/2т_2-ЛПД.docx
@@ -913,7 +913,7 @@
       </w:r>
       <w:proofErr w:type="spellStart"/>
       <w:r>
-        <w:t>чоловіколюбче</w:t>
+        <w:t>Людинолюбче</w:t>
       </w:r>
       <w:proofErr w:type="spellEnd"/>
       <w:r>
@@ -1053,7 +1053,7 @@
       </w:r>
       <w:proofErr w:type="spellEnd"/>
       <w:r>
-        <w:t xml:space="preserve"> і багатим промислом управляєш усім і добра світу нам дарував, і дав нам запоруку обіцяного царства дарованими нам благами. Ти вчинив, щоб і минулу частину дня ми ухилилися від усякого зла; даруй нам і останок непорочно довершити перед святою славою Твоєю, оспівувати Тебе, єдиного благого й чоловіколюбного Бога нашого. </w:t>
+        <w:t xml:space="preserve"> і багатим промислом управляєш усім і добра світу нам дарував, і дав нам запоруку обіцяного царства дарованими нам благами. Ти вчинив, щоб і минулу частину дня ми ухилилися від усякого зла; даруй нам і останок непорочно довершити перед святою славою Твоєю, оспівувати Тебе, єдиного благого й людинолюбного Бога нашого. </w:t>
       </w:r>
     </w:p>
     <w:p>
@@ -1112,7 +1112,7 @@
       </w:r>
       <w:proofErr w:type="spellStart"/>
       <w:r>
-        <w:t>чоловіколюбче</w:t>
+        <w:t>Людинолюбче</w:t>
       </w:r>
       <w:proofErr w:type="spellEnd"/>
       <w:r>
@@ -1158,7 +1158,7 @@
         <w:jc w:val="both"/>
       </w:pPr>
       <w:r>
-        <w:t xml:space="preserve">Бо Ти благий і чоловіколюбець Бог єси і Тобі славу </w:t>
+        <w:t xml:space="preserve">Бо Ти благий і людинолюбний Бог єси і Тобі славу </w:t>
       </w:r>
       <w:proofErr w:type="spellStart"/>
       <w:r>
@@ -1555,12 +1555,126 @@
     </w:p>
     <w:p>
       <w:pPr>
-        <w:widowControl w:val="0"/>
-        <w:spacing w:after="120"/>
-        <w:jc w:val="both"/>
-      </w:pPr>
-      <w:r>
-        <w:t>Заступи, спаси, помилуй і охорони нас, Боже, Твоєю благодаттю.</w:t>
+        <w:spacing w:after="120"/>
+      </w:pPr>
+      <w:r>
+        <w:rPr>
+          <w:rFonts w:ascii="Times New Roman" w:hAnsi="Times New Roman"/>
+          <w:sz w:val="24"/>
+        </w:rPr>
+        <w:t>Заступи,</w:t>
+      </w:r>
+      <w:r>
+        <w:rPr>
+          <w:rFonts w:ascii="Times New Roman" w:hAnsi="Times New Roman"/>
+          <w:sz w:val="24"/>
+        </w:rPr>
+        <w:t xml:space="preserve"> </w:t>
+      </w:r>
+      <w:r>
+        <w:rPr>
+          <w:rFonts w:ascii="Times New Roman" w:hAnsi="Times New Roman"/>
+          <w:sz w:val="24"/>
+        </w:rPr>
+        <w:t>спаси,</w:t>
+      </w:r>
+      <w:r>
+        <w:rPr>
+          <w:rFonts w:ascii="Times New Roman" w:hAnsi="Times New Roman"/>
+          <w:sz w:val="24"/>
+        </w:rPr>
+        <w:t xml:space="preserve"> </w:t>
+      </w:r>
+      <w:r>
+        <w:rPr>
+          <w:rFonts w:ascii="Times New Roman" w:hAnsi="Times New Roman"/>
+          <w:sz w:val="24"/>
+        </w:rPr>
+        <w:t>помилуй</w:t>
+      </w:r>
+      <w:r>
+        <w:rPr>
+          <w:rFonts w:ascii="Times New Roman" w:hAnsi="Times New Roman"/>
+          <w:sz w:val="24"/>
+        </w:rPr>
+        <w:t xml:space="preserve"> </w:t>
+      </w:r>
+      <w:r>
+        <w:rPr>
+          <w:rFonts w:ascii="Times New Roman" w:hAnsi="Times New Roman"/>
+          <w:sz w:val="24"/>
+        </w:rPr>
+        <w:t>і</w:t>
+      </w:r>
+      <w:r>
+        <w:rPr>
+          <w:rFonts w:ascii="Times New Roman" w:hAnsi="Times New Roman"/>
+          <w:sz w:val="24"/>
+        </w:rPr>
+        <w:t xml:space="preserve"> </w:t>
+      </w:r>
+      <w:r>
+        <w:rPr>
+          <w:rFonts w:ascii="Times New Roman" w:hAnsi="Times New Roman"/>
+          <w:sz w:val="24"/>
+        </w:rPr>
+        <w:t>охорони</w:t>
+      </w:r>
+      <w:r>
+        <w:rPr>
+          <w:rFonts w:ascii="Times New Roman" w:hAnsi="Times New Roman"/>
+          <w:sz w:val="24"/>
+        </w:rPr>
+        <w:t xml:space="preserve"> </w:t>
+      </w:r>
+      <w:r>
+        <w:rPr>
+          <w:rFonts w:ascii="Times New Roman" w:hAnsi="Times New Roman"/>
+          <w:sz w:val="24"/>
+        </w:rPr>
+        <w:t>нас,</w:t>
+      </w:r>
+      <w:r>
+        <w:rPr>
+          <w:rFonts w:ascii="Times New Roman" w:hAnsi="Times New Roman"/>
+          <w:sz w:val="24"/>
+        </w:rPr>
+        <w:t xml:space="preserve"> </w:t>
+      </w:r>
+      <w:r>
+        <w:rPr>
+          <w:rFonts w:ascii="Times New Roman" w:hAnsi="Times New Roman"/>
+          <w:sz w:val="24"/>
+        </w:rPr>
+        <w:t>Боже,</w:t>
+      </w:r>
+      <w:r>
+        <w:rPr>
+          <w:rFonts w:ascii="Times New Roman" w:hAnsi="Times New Roman"/>
+          <w:sz w:val="24"/>
+        </w:rPr>
+        <w:t xml:space="preserve"> </w:t>
+      </w:r>
+      <w:r>
+        <w:rPr>
+          <w:rFonts w:ascii="Times New Roman" w:hAnsi="Times New Roman"/>
+          <w:sz w:val="24"/>
+        </w:rPr>
+        <w:t>Твоєю</w:t>
+      </w:r>
+      <w:r>
+        <w:rPr>
+          <w:rFonts w:ascii="Times New Roman" w:hAnsi="Times New Roman"/>
+          <w:sz w:val="24"/>
+        </w:rPr>
+        <w:t xml:space="preserve"> </w:t>
+      </w:r>
+      <w:r>
+        <w:rPr>
+          <w:rFonts w:ascii="Times New Roman" w:hAnsi="Times New Roman"/>
+          <w:sz w:val="24"/>
+        </w:rPr>
+        <w:t>благодаттю</w:t>
       </w:r>
     </w:p>
     <w:p>
@@ -1624,19 +1738,310 @@
     </w:p>
     <w:p>
       <w:pPr>
-        <w:widowControl w:val="0"/>
-        <w:spacing w:after="120"/>
-        <w:jc w:val="both"/>
-      </w:pPr>
-      <w:r>
-        <w:rPr>
-          <w:i/>
-          <w:color w:val="FF0000"/>
-        </w:rPr>
-        <w:t>Священик:</w:t>
-      </w:r>
-      <w:r>
-        <w:t xml:space="preserve"> Бо Тобі належить усяка слава, честь і поклоніння, Отцю, і Сину, і Святому Духові, нині і повсякчас, і на віки віків. </w:t>
+        <w:spacing w:after="120"/>
+      </w:pPr>
+      <w:r>
+        <w:rPr>
+          <w:rFonts w:ascii="Times New Roman" w:hAnsi="Times New Roman"/>
+          <w:i/>
+          <w:color w:val="FF4400"/>
+          <w:sz w:val="24"/>
+        </w:rPr>
+        <w:t>Священник:</w:t>
+      </w:r>
+      <w:r>
+        <w:rPr>
+          <w:rFonts w:ascii="Times New Roman" w:hAnsi="Times New Roman"/>
+          <w:sz w:val="24"/>
+        </w:rPr>
+        <w:t xml:space="preserve"> </w:t>
+      </w:r>
+      <w:r>
+        <w:rPr>
+          <w:rFonts w:ascii="Times New Roman" w:hAnsi="Times New Roman"/>
+          <w:sz w:val="24"/>
+        </w:rPr>
+        <w:t>Бо</w:t>
+      </w:r>
+      <w:r>
+        <w:rPr>
+          <w:rFonts w:ascii="Times New Roman" w:hAnsi="Times New Roman"/>
+          <w:sz w:val="24"/>
+        </w:rPr>
+        <w:t xml:space="preserve"> </w:t>
+      </w:r>
+      <w:r>
+        <w:rPr>
+          <w:rFonts w:ascii="Times New Roman" w:hAnsi="Times New Roman"/>
+          <w:sz w:val="24"/>
+        </w:rPr>
+        <w:t>Тобі</w:t>
+      </w:r>
+      <w:r>
+        <w:rPr>
+          <w:rFonts w:ascii="Times New Roman" w:hAnsi="Times New Roman"/>
+          <w:sz w:val="24"/>
+        </w:rPr>
+        <w:t xml:space="preserve"> </w:t>
+      </w:r>
+      <w:r>
+        <w:rPr>
+          <w:rFonts w:ascii="Times New Roman" w:hAnsi="Times New Roman"/>
+          <w:sz w:val="24"/>
+        </w:rPr>
+        <w:t>належить</w:t>
+      </w:r>
+      <w:r>
+        <w:rPr>
+          <w:rFonts w:ascii="Times New Roman" w:hAnsi="Times New Roman"/>
+          <w:sz w:val="24"/>
+        </w:rPr>
+        <w:t xml:space="preserve"> </w:t>
+      </w:r>
+      <w:r>
+        <w:rPr>
+          <w:rFonts w:ascii="Times New Roman" w:hAnsi="Times New Roman"/>
+          <w:sz w:val="24"/>
+        </w:rPr>
+        <w:t>усяка</w:t>
+      </w:r>
+      <w:r>
+        <w:rPr>
+          <w:rFonts w:ascii="Times New Roman" w:hAnsi="Times New Roman"/>
+          <w:sz w:val="24"/>
+        </w:rPr>
+        <w:t xml:space="preserve"> </w:t>
+      </w:r>
+      <w:r>
+        <w:rPr>
+          <w:rFonts w:ascii="Times New Roman" w:hAnsi="Times New Roman"/>
+          <w:sz w:val="24"/>
+        </w:rPr>
+        <w:t>слава,</w:t>
+      </w:r>
+      <w:r>
+        <w:rPr>
+          <w:rFonts w:ascii="Times New Roman" w:hAnsi="Times New Roman"/>
+          <w:sz w:val="24"/>
+        </w:rPr>
+        <w:t xml:space="preserve"> </w:t>
+      </w:r>
+      <w:r>
+        <w:rPr>
+          <w:rFonts w:ascii="Times New Roman" w:hAnsi="Times New Roman"/>
+          <w:sz w:val="24"/>
+        </w:rPr>
+        <w:t>честь</w:t>
+      </w:r>
+      <w:r>
+        <w:rPr>
+          <w:rFonts w:ascii="Times New Roman" w:hAnsi="Times New Roman"/>
+          <w:sz w:val="24"/>
+        </w:rPr>
+        <w:t xml:space="preserve"> </w:t>
+      </w:r>
+      <w:r>
+        <w:rPr>
+          <w:rFonts w:ascii="Times New Roman" w:hAnsi="Times New Roman"/>
+          <w:sz w:val="24"/>
+        </w:rPr>
+        <w:t>і</w:t>
+      </w:r>
+      <w:r>
+        <w:rPr>
+          <w:rFonts w:ascii="Times New Roman" w:hAnsi="Times New Roman"/>
+          <w:sz w:val="24"/>
+        </w:rPr>
+        <w:t xml:space="preserve"> </w:t>
+      </w:r>
+      <w:r>
+        <w:rPr>
+          <w:rFonts w:ascii="Times New Roman" w:hAnsi="Times New Roman"/>
+          <w:sz w:val="24"/>
+        </w:rPr>
+        <w:t>поклоніння,</w:t>
+      </w:r>
+      <w:r>
+        <w:rPr>
+          <w:rFonts w:ascii="Times New Roman" w:hAnsi="Times New Roman"/>
+          <w:sz w:val="24"/>
+        </w:rPr>
+        <w:t xml:space="preserve"> </w:t>
+      </w:r>
+      <w:r>
+        <w:rPr>
+          <w:rFonts w:ascii="Times New Roman" w:hAnsi="Times New Roman"/>
+          <w:sz w:val="24"/>
+        </w:rPr>
+        <w:t>Отцю,</w:t>
+      </w:r>
+      <w:r>
+        <w:rPr>
+          <w:rFonts w:ascii="Times New Roman" w:hAnsi="Times New Roman"/>
+          <w:sz w:val="24"/>
+        </w:rPr>
+        <w:t xml:space="preserve"> </w:t>
+      </w:r>
+      <w:r>
+        <w:rPr>
+          <w:rFonts w:ascii="Times New Roman" w:hAnsi="Times New Roman"/>
+          <w:sz w:val="24"/>
+        </w:rPr>
+        <w:t>і</w:t>
+      </w:r>
+      <w:r>
+        <w:rPr>
+          <w:rFonts w:ascii="Times New Roman" w:hAnsi="Times New Roman"/>
+          <w:sz w:val="24"/>
+        </w:rPr>
+        <w:t xml:space="preserve"> </w:t>
+      </w:r>
+      <w:r>
+        <w:rPr>
+          <w:rFonts w:ascii="Times New Roman" w:hAnsi="Times New Roman"/>
+          <w:sz w:val="24"/>
+        </w:rPr>
+        <w:t>Сину,</w:t>
+      </w:r>
+      <w:r>
+        <w:rPr>
+          <w:rFonts w:ascii="Times New Roman" w:hAnsi="Times New Roman"/>
+          <w:sz w:val="24"/>
+        </w:rPr>
+        <w:t xml:space="preserve"> </w:t>
+      </w:r>
+      <w:r>
+        <w:rPr>
+          <w:rFonts w:ascii="Times New Roman" w:hAnsi="Times New Roman"/>
+          <w:sz w:val="24"/>
+        </w:rPr>
+        <w:t>і</w:t>
+      </w:r>
+      <w:r>
+        <w:rPr>
+          <w:rFonts w:ascii="Times New Roman" w:hAnsi="Times New Roman"/>
+          <w:sz w:val="24"/>
+        </w:rPr>
+        <w:t xml:space="preserve"> </w:t>
+      </w:r>
+      <w:r>
+        <w:rPr>
+          <w:rFonts w:ascii="Times New Roman" w:hAnsi="Times New Roman"/>
+          <w:sz w:val="24"/>
+        </w:rPr>
+        <w:t>Святому</w:t>
+      </w:r>
+      <w:r>
+        <w:rPr>
+          <w:rFonts w:ascii="Times New Roman" w:hAnsi="Times New Roman"/>
+          <w:sz w:val="24"/>
+        </w:rPr>
+        <w:t xml:space="preserve"> </w:t>
+      </w:r>
+      <w:r>
+        <w:rPr>
+          <w:rFonts w:ascii="Times New Roman" w:hAnsi="Times New Roman"/>
+          <w:sz w:val="24"/>
+        </w:rPr>
+        <w:t>Духові,</w:t>
+      </w:r>
+      <w:r>
+        <w:rPr>
+          <w:rFonts w:ascii="Times New Roman" w:hAnsi="Times New Roman"/>
+          <w:sz w:val="24"/>
+        </w:rPr>
+        <w:t xml:space="preserve"> </w:t>
+      </w:r>
+      <w:r>
+        <w:rPr>
+          <w:rFonts w:ascii="Times New Roman" w:hAnsi="Times New Roman"/>
+          <w:sz w:val="24"/>
+        </w:rPr>
+        <w:t>нині,</w:t>
+      </w:r>
+      <w:r>
+        <w:rPr>
+          <w:rFonts w:ascii="Times New Roman" w:hAnsi="Times New Roman"/>
+          <w:sz w:val="24"/>
+        </w:rPr>
+        <w:t xml:space="preserve"> </w:t>
+      </w:r>
+      <w:r>
+        <w:rPr>
+          <w:rFonts w:ascii="Times New Roman" w:hAnsi="Times New Roman"/>
+          <w:sz w:val="24"/>
+        </w:rPr>
+        <w:t>і</w:t>
+      </w:r>
+      <w:r>
+        <w:rPr>
+          <w:rFonts w:ascii="Times New Roman" w:hAnsi="Times New Roman"/>
+          <w:sz w:val="24"/>
+        </w:rPr>
+        <w:t xml:space="preserve"> </w:t>
+      </w:r>
+      <w:r>
+        <w:rPr>
+          <w:rFonts w:ascii="Times New Roman" w:hAnsi="Times New Roman"/>
+          <w:sz w:val="24"/>
+        </w:rPr>
+        <w:t>повсякчас,</w:t>
+      </w:r>
+      <w:r>
+        <w:rPr>
+          <w:rFonts w:ascii="Times New Roman" w:hAnsi="Times New Roman"/>
+          <w:sz w:val="24"/>
+        </w:rPr>
+        <w:t xml:space="preserve"> </w:t>
+      </w:r>
+      <w:r>
+        <w:rPr>
+          <w:rFonts w:ascii="Times New Roman" w:hAnsi="Times New Roman"/>
+          <w:sz w:val="24"/>
+        </w:rPr>
+        <w:t>і</w:t>
+      </w:r>
+      <w:r>
+        <w:rPr>
+          <w:rFonts w:ascii="Times New Roman" w:hAnsi="Times New Roman"/>
+          <w:sz w:val="24"/>
+        </w:rPr>
+        <w:t xml:space="preserve"> </w:t>
+      </w:r>
+      <w:r>
+        <w:rPr>
+          <w:rFonts w:ascii="Times New Roman" w:hAnsi="Times New Roman"/>
+          <w:sz w:val="24"/>
+        </w:rPr>
+        <w:t>на</w:t>
+      </w:r>
+      <w:r>
+        <w:rPr>
+          <w:rFonts w:ascii="Times New Roman" w:hAnsi="Times New Roman"/>
+          <w:sz w:val="24"/>
+        </w:rPr>
+        <w:t xml:space="preserve"> </w:t>
+      </w:r>
+      <w:r>
+        <w:rPr>
+          <w:rFonts w:ascii="Times New Roman" w:hAnsi="Times New Roman"/>
+          <w:sz w:val="24"/>
+        </w:rPr>
+        <w:t>віки</w:t>
+      </w:r>
+      <w:r>
+        <w:rPr>
+          <w:rFonts w:ascii="Times New Roman" w:hAnsi="Times New Roman"/>
+          <w:sz w:val="24"/>
+        </w:rPr>
+        <w:t xml:space="preserve"> </w:t>
+      </w:r>
+      <w:r>
+        <w:rPr>
+          <w:rFonts w:ascii="Times New Roman" w:hAnsi="Times New Roman"/>
+          <w:sz w:val="24"/>
+        </w:rPr>
+        <w:t>віків.</w:t>
       </w:r>
     </w:p>
     <w:p>
@@ -2368,11 +2773,126 @@
     </w:p>
     <w:p>
       <w:pPr>
-        <w:widowControl w:val="0"/>
-        <w:spacing w:after="120"/>
-      </w:pPr>
-      <w:r>
-        <w:t>Заступи, спаси, помилуй і охорони нас, Боже, Твоєю благодаттю.</w:t>
+        <w:spacing w:after="120"/>
+      </w:pPr>
+      <w:r>
+        <w:rPr>
+          <w:rFonts w:ascii="Times New Roman" w:hAnsi="Times New Roman"/>
+          <w:sz w:val="24"/>
+        </w:rPr>
+        <w:t>Заступи,</w:t>
+      </w:r>
+      <w:r>
+        <w:rPr>
+          <w:rFonts w:ascii="Times New Roman" w:hAnsi="Times New Roman"/>
+          <w:sz w:val="24"/>
+        </w:rPr>
+        <w:t xml:space="preserve"> </w:t>
+      </w:r>
+      <w:r>
+        <w:rPr>
+          <w:rFonts w:ascii="Times New Roman" w:hAnsi="Times New Roman"/>
+          <w:sz w:val="24"/>
+        </w:rPr>
+        <w:t>спаси,</w:t>
+      </w:r>
+      <w:r>
+        <w:rPr>
+          <w:rFonts w:ascii="Times New Roman" w:hAnsi="Times New Roman"/>
+          <w:sz w:val="24"/>
+        </w:rPr>
+        <w:t xml:space="preserve"> </w:t>
+      </w:r>
+      <w:r>
+        <w:rPr>
+          <w:rFonts w:ascii="Times New Roman" w:hAnsi="Times New Roman"/>
+          <w:sz w:val="24"/>
+        </w:rPr>
+        <w:t>помилуй</w:t>
+      </w:r>
+      <w:r>
+        <w:rPr>
+          <w:rFonts w:ascii="Times New Roman" w:hAnsi="Times New Roman"/>
+          <w:sz w:val="24"/>
+        </w:rPr>
+        <w:t xml:space="preserve"> </w:t>
+      </w:r>
+      <w:r>
+        <w:rPr>
+          <w:rFonts w:ascii="Times New Roman" w:hAnsi="Times New Roman"/>
+          <w:sz w:val="24"/>
+        </w:rPr>
+        <w:t>і</w:t>
+      </w:r>
+      <w:r>
+        <w:rPr>
+          <w:rFonts w:ascii="Times New Roman" w:hAnsi="Times New Roman"/>
+          <w:sz w:val="24"/>
+        </w:rPr>
+        <w:t xml:space="preserve"> </w:t>
+      </w:r>
+      <w:r>
+        <w:rPr>
+          <w:rFonts w:ascii="Times New Roman" w:hAnsi="Times New Roman"/>
+          <w:sz w:val="24"/>
+        </w:rPr>
+        <w:t>охорони</w:t>
+      </w:r>
+      <w:r>
+        <w:rPr>
+          <w:rFonts w:ascii="Times New Roman" w:hAnsi="Times New Roman"/>
+          <w:sz w:val="24"/>
+        </w:rPr>
+        <w:t xml:space="preserve"> </w:t>
+      </w:r>
+      <w:r>
+        <w:rPr>
+          <w:rFonts w:ascii="Times New Roman" w:hAnsi="Times New Roman"/>
+          <w:sz w:val="24"/>
+        </w:rPr>
+        <w:t>нас,</w:t>
+      </w:r>
+      <w:r>
+        <w:rPr>
+          <w:rFonts w:ascii="Times New Roman" w:hAnsi="Times New Roman"/>
+          <w:sz w:val="24"/>
+        </w:rPr>
+        <w:t xml:space="preserve"> </w:t>
+      </w:r>
+      <w:r>
+        <w:rPr>
+          <w:rFonts w:ascii="Times New Roman" w:hAnsi="Times New Roman"/>
+          <w:sz w:val="24"/>
+        </w:rPr>
+        <w:t>Боже,</w:t>
+      </w:r>
+      <w:r>
+        <w:rPr>
+          <w:rFonts w:ascii="Times New Roman" w:hAnsi="Times New Roman"/>
+          <w:sz w:val="24"/>
+        </w:rPr>
+        <w:t xml:space="preserve"> </w:t>
+      </w:r>
+      <w:r>
+        <w:rPr>
+          <w:rFonts w:ascii="Times New Roman" w:hAnsi="Times New Roman"/>
+          <w:sz w:val="24"/>
+        </w:rPr>
+        <w:t>Твоєю</w:t>
+      </w:r>
+      <w:r>
+        <w:rPr>
+          <w:rFonts w:ascii="Times New Roman" w:hAnsi="Times New Roman"/>
+          <w:sz w:val="24"/>
+        </w:rPr>
+        <w:t xml:space="preserve"> </w:t>
+      </w:r>
+      <w:r>
+        <w:rPr>
+          <w:rFonts w:ascii="Times New Roman" w:hAnsi="Times New Roman"/>
+          <w:sz w:val="24"/>
+        </w:rPr>
+        <w:t>благодаттю</w:t>
       </w:r>
     </w:p>
     <w:p>
@@ -3299,11 +3819,126 @@
     </w:p>
     <w:p>
       <w:pPr>
-        <w:widowControl w:val="0"/>
-        <w:spacing w:after="120"/>
-      </w:pPr>
-      <w:r>
-        <w:t>Заступи, спаси, помилуй і охорони нас, Боже, Твоєю благодаттю.</w:t>
+        <w:spacing w:after="120"/>
+      </w:pPr>
+      <w:r>
+        <w:rPr>
+          <w:rFonts w:ascii="Times New Roman" w:hAnsi="Times New Roman"/>
+          <w:sz w:val="24"/>
+        </w:rPr>
+        <w:t>Заступи,</w:t>
+      </w:r>
+      <w:r>
+        <w:rPr>
+          <w:rFonts w:ascii="Times New Roman" w:hAnsi="Times New Roman"/>
+          <w:sz w:val="24"/>
+        </w:rPr>
+        <w:t xml:space="preserve"> </w:t>
+      </w:r>
+      <w:r>
+        <w:rPr>
+          <w:rFonts w:ascii="Times New Roman" w:hAnsi="Times New Roman"/>
+          <w:sz w:val="24"/>
+        </w:rPr>
+        <w:t>спаси,</w:t>
+      </w:r>
+      <w:r>
+        <w:rPr>
+          <w:rFonts w:ascii="Times New Roman" w:hAnsi="Times New Roman"/>
+          <w:sz w:val="24"/>
+        </w:rPr>
+        <w:t xml:space="preserve"> </w:t>
+      </w:r>
+      <w:r>
+        <w:rPr>
+          <w:rFonts w:ascii="Times New Roman" w:hAnsi="Times New Roman"/>
+          <w:sz w:val="24"/>
+        </w:rPr>
+        <w:t>помилуй</w:t>
+      </w:r>
+      <w:r>
+        <w:rPr>
+          <w:rFonts w:ascii="Times New Roman" w:hAnsi="Times New Roman"/>
+          <w:sz w:val="24"/>
+        </w:rPr>
+        <w:t xml:space="preserve"> </w:t>
+      </w:r>
+      <w:r>
+        <w:rPr>
+          <w:rFonts w:ascii="Times New Roman" w:hAnsi="Times New Roman"/>
+          <w:sz w:val="24"/>
+        </w:rPr>
+        <w:t>і</w:t>
+      </w:r>
+      <w:r>
+        <w:rPr>
+          <w:rFonts w:ascii="Times New Roman" w:hAnsi="Times New Roman"/>
+          <w:sz w:val="24"/>
+        </w:rPr>
+        <w:t xml:space="preserve"> </w:t>
+      </w:r>
+      <w:r>
+        <w:rPr>
+          <w:rFonts w:ascii="Times New Roman" w:hAnsi="Times New Roman"/>
+          <w:sz w:val="24"/>
+        </w:rPr>
+        <w:t>охорони</w:t>
+      </w:r>
+      <w:r>
+        <w:rPr>
+          <w:rFonts w:ascii="Times New Roman" w:hAnsi="Times New Roman"/>
+          <w:sz w:val="24"/>
+        </w:rPr>
+        <w:t xml:space="preserve"> </w:t>
+      </w:r>
+      <w:r>
+        <w:rPr>
+          <w:rFonts w:ascii="Times New Roman" w:hAnsi="Times New Roman"/>
+          <w:sz w:val="24"/>
+        </w:rPr>
+        <w:t>нас,</w:t>
+      </w:r>
+      <w:r>
+        <w:rPr>
+          <w:rFonts w:ascii="Times New Roman" w:hAnsi="Times New Roman"/>
+          <w:sz w:val="24"/>
+        </w:rPr>
+        <w:t xml:space="preserve"> </w:t>
+      </w:r>
+      <w:r>
+        <w:rPr>
+          <w:rFonts w:ascii="Times New Roman" w:hAnsi="Times New Roman"/>
+          <w:sz w:val="24"/>
+        </w:rPr>
+        <w:t>Боже,</w:t>
+      </w:r>
+      <w:r>
+        <w:rPr>
+          <w:rFonts w:ascii="Times New Roman" w:hAnsi="Times New Roman"/>
+          <w:sz w:val="24"/>
+        </w:rPr>
+        <w:t xml:space="preserve"> </w:t>
+      </w:r>
+      <w:r>
+        <w:rPr>
+          <w:rFonts w:ascii="Times New Roman" w:hAnsi="Times New Roman"/>
+          <w:sz w:val="24"/>
+        </w:rPr>
+        <w:t>Твоєю</w:t>
+      </w:r>
+      <w:r>
+        <w:rPr>
+          <w:rFonts w:ascii="Times New Roman" w:hAnsi="Times New Roman"/>
+          <w:sz w:val="24"/>
+        </w:rPr>
+        <w:t xml:space="preserve"> </w:t>
+      </w:r>
+      <w:r>
+        <w:rPr>
+          <w:rFonts w:ascii="Times New Roman" w:hAnsi="Times New Roman"/>
+          <w:sz w:val="24"/>
+        </w:rPr>
+        <w:t>благодаттю</w:t>
       </w:r>
     </w:p>
     <w:p>
@@ -3432,7 +4067,7 @@
         <w:jc w:val="both"/>
       </w:pPr>
       <w:r>
-        <w:t xml:space="preserve">Бо Ти благий і чоловіколюбець Бог єси, і Тобі славу </w:t>
+        <w:t xml:space="preserve">Бо Ти благий і людинолюбний Бог єси, і Тобі славу </w:t>
       </w:r>
       <w:proofErr w:type="spellStart"/>
       <w:r>
@@ -4271,12 +4906,126 @@
     </w:p>
     <w:p>
       <w:pPr>
-        <w:widowControl w:val="0"/>
-        <w:spacing w:after="120"/>
-        <w:jc w:val="both"/>
-      </w:pPr>
-      <w:r>
-        <w:t>Заступи, спаси, помилуй і охорони нас, Боже, Твоєю благодаттю.</w:t>
+        <w:spacing w:after="120"/>
+      </w:pPr>
+      <w:r>
+        <w:rPr>
+          <w:rFonts w:ascii="Times New Roman" w:hAnsi="Times New Roman"/>
+          <w:sz w:val="24"/>
+        </w:rPr>
+        <w:t>Заступи,</w:t>
+      </w:r>
+      <w:r>
+        <w:rPr>
+          <w:rFonts w:ascii="Times New Roman" w:hAnsi="Times New Roman"/>
+          <w:sz w:val="24"/>
+        </w:rPr>
+        <w:t xml:space="preserve"> </w:t>
+      </w:r>
+      <w:r>
+        <w:rPr>
+          <w:rFonts w:ascii="Times New Roman" w:hAnsi="Times New Roman"/>
+          <w:sz w:val="24"/>
+        </w:rPr>
+        <w:t>спаси,</w:t>
+      </w:r>
+      <w:r>
+        <w:rPr>
+          <w:rFonts w:ascii="Times New Roman" w:hAnsi="Times New Roman"/>
+          <w:sz w:val="24"/>
+        </w:rPr>
+        <w:t xml:space="preserve"> </w:t>
+      </w:r>
+      <w:r>
+        <w:rPr>
+          <w:rFonts w:ascii="Times New Roman" w:hAnsi="Times New Roman"/>
+          <w:sz w:val="24"/>
+        </w:rPr>
+        <w:t>помилуй</w:t>
+      </w:r>
+      <w:r>
+        <w:rPr>
+          <w:rFonts w:ascii="Times New Roman" w:hAnsi="Times New Roman"/>
+          <w:sz w:val="24"/>
+        </w:rPr>
+        <w:t xml:space="preserve"> </w:t>
+      </w:r>
+      <w:r>
+        <w:rPr>
+          <w:rFonts w:ascii="Times New Roman" w:hAnsi="Times New Roman"/>
+          <w:sz w:val="24"/>
+        </w:rPr>
+        <w:t>і</w:t>
+      </w:r>
+      <w:r>
+        <w:rPr>
+          <w:rFonts w:ascii="Times New Roman" w:hAnsi="Times New Roman"/>
+          <w:sz w:val="24"/>
+        </w:rPr>
+        <w:t xml:space="preserve"> </w:t>
+      </w:r>
+      <w:r>
+        <w:rPr>
+          <w:rFonts w:ascii="Times New Roman" w:hAnsi="Times New Roman"/>
+          <w:sz w:val="24"/>
+        </w:rPr>
+        <w:t>охорони</w:t>
+      </w:r>
+      <w:r>
+        <w:rPr>
+          <w:rFonts w:ascii="Times New Roman" w:hAnsi="Times New Roman"/>
+          <w:sz w:val="24"/>
+        </w:rPr>
+        <w:t xml:space="preserve"> </w:t>
+      </w:r>
+      <w:r>
+        <w:rPr>
+          <w:rFonts w:ascii="Times New Roman" w:hAnsi="Times New Roman"/>
+          <w:sz w:val="24"/>
+        </w:rPr>
+        <w:t>нас,</w:t>
+      </w:r>
+      <w:r>
+        <w:rPr>
+          <w:rFonts w:ascii="Times New Roman" w:hAnsi="Times New Roman"/>
+          <w:sz w:val="24"/>
+        </w:rPr>
+        <w:t xml:space="preserve"> </w:t>
+      </w:r>
+      <w:r>
+        <w:rPr>
+          <w:rFonts w:ascii="Times New Roman" w:hAnsi="Times New Roman"/>
+          <w:sz w:val="24"/>
+        </w:rPr>
+        <w:t>Боже,</w:t>
+      </w:r>
+      <w:r>
+        <w:rPr>
+          <w:rFonts w:ascii="Times New Roman" w:hAnsi="Times New Roman"/>
+          <w:sz w:val="24"/>
+        </w:rPr>
+        <w:t xml:space="preserve"> </w:t>
+      </w:r>
+      <w:r>
+        <w:rPr>
+          <w:rFonts w:ascii="Times New Roman" w:hAnsi="Times New Roman"/>
+          <w:sz w:val="24"/>
+        </w:rPr>
+        <w:t>Твоєю</w:t>
+      </w:r>
+      <w:r>
+        <w:rPr>
+          <w:rFonts w:ascii="Times New Roman" w:hAnsi="Times New Roman"/>
+          <w:sz w:val="24"/>
+        </w:rPr>
+        <w:t xml:space="preserve"> </w:t>
+      </w:r>
+      <w:r>
+        <w:rPr>
+          <w:rFonts w:ascii="Times New Roman" w:hAnsi="Times New Roman"/>
+          <w:sz w:val="24"/>
+        </w:rPr>
+        <w:t>благодаттю</w:t>
       </w:r>
     </w:p>
     <w:p>
@@ -7029,7 +7778,7 @@
       </w:r>
       <w:proofErr w:type="spellStart"/>
       <w:r>
-        <w:t>чоловіколюбче</w:t>
+        <w:t>Людинолюбче</w:t>
       </w:r>
       <w:proofErr w:type="spellEnd"/>
       <w:r>
@@ -9362,27 +10111,340 @@
     </w:p>
     <w:p>
       <w:pPr>
-        <w:widowControl w:val="0"/>
-        <w:spacing w:after="120"/>
-        <w:jc w:val="both"/>
-      </w:pPr>
-      <w:r>
-        <w:rPr>
-          <w:i/>
-          <w:color w:val="FF0000"/>
-        </w:rPr>
-        <w:t>Священик:</w:t>
-      </w:r>
-      <w:r>
-        <w:t xml:space="preserve"> Бо милостивий і чоловіколюбець Бог єси, і Тобі славу </w:t>
-      </w:r>
-      <w:proofErr w:type="spellStart"/>
-      <w:r>
-        <w:t>возсилаємо</w:t>
-      </w:r>
-      <w:proofErr w:type="spellEnd"/>
-      <w:r>
-        <w:t>, Отцю, і Сину, і Святому Духові, нині і повсякчас, і на віки віків.</w:t>
+        <w:spacing w:after="120"/>
+      </w:pPr>
+      <w:r>
+        <w:rPr>
+          <w:rFonts w:ascii="Times New Roman" w:hAnsi="Times New Roman"/>
+          <w:i/>
+          <w:color w:val="FF4400"/>
+          <w:sz w:val="24"/>
+        </w:rPr>
+        <w:t>Священник:</w:t>
+      </w:r>
+      <w:r>
+        <w:rPr>
+          <w:rFonts w:ascii="Times New Roman" w:hAnsi="Times New Roman"/>
+          <w:i/>
+          <w:color w:val="FF4400"/>
+          <w:sz w:val="24"/>
+        </w:rPr>
+        <w:t xml:space="preserve"> </w:t>
+      </w:r>
+      <w:r>
+        <w:rPr>
+          <w:rFonts w:ascii="Times New Roman" w:hAnsi="Times New Roman"/>
+          <w:sz w:val="24"/>
+        </w:rPr>
+        <w:t>Бо</w:t>
+      </w:r>
+      <w:r>
+        <w:rPr>
+          <w:rFonts w:ascii="Times New Roman" w:hAnsi="Times New Roman"/>
+          <w:sz w:val="24"/>
+        </w:rPr>
+        <w:t xml:space="preserve"> </w:t>
+      </w:r>
+      <w:r>
+        <w:rPr>
+          <w:rFonts w:ascii="Times New Roman" w:hAnsi="Times New Roman"/>
+          <w:sz w:val="24"/>
+        </w:rPr>
+        <w:t>милостивий</w:t>
+      </w:r>
+      <w:r>
+        <w:rPr>
+          <w:rFonts w:ascii="Times New Roman" w:hAnsi="Times New Roman"/>
+          <w:sz w:val="24"/>
+        </w:rPr>
+        <w:t xml:space="preserve"> </w:t>
+      </w:r>
+      <w:r>
+        <w:rPr>
+          <w:rFonts w:ascii="Times New Roman" w:hAnsi="Times New Roman"/>
+          <w:sz w:val="24"/>
+        </w:rPr>
+        <w:t>і</w:t>
+      </w:r>
+      <w:r>
+        <w:rPr>
+          <w:rFonts w:ascii="Times New Roman" w:hAnsi="Times New Roman"/>
+          <w:sz w:val="24"/>
+        </w:rPr>
+        <w:t xml:space="preserve"> </w:t>
+      </w:r>
+      <w:r>
+        <w:rPr>
+          <w:rFonts w:ascii="Times New Roman" w:hAnsi="Times New Roman"/>
+          <w:sz w:val="24"/>
+        </w:rPr>
+        <w:t>людинолюбний</w:t>
+      </w:r>
+      <w:r>
+        <w:rPr>
+          <w:rFonts w:ascii="Times New Roman" w:hAnsi="Times New Roman"/>
+          <w:sz w:val="24"/>
+        </w:rPr>
+        <w:t xml:space="preserve"> </w:t>
+      </w:r>
+      <w:r>
+        <w:rPr>
+          <w:rFonts w:ascii="Times New Roman" w:hAnsi="Times New Roman"/>
+          <w:sz w:val="24"/>
+        </w:rPr>
+        <w:t>Бог</w:t>
+      </w:r>
+      <w:r>
+        <w:rPr>
+          <w:rFonts w:ascii="Times New Roman" w:hAnsi="Times New Roman"/>
+          <w:sz w:val="24"/>
+        </w:rPr>
+        <w:t xml:space="preserve"> </w:t>
+      </w:r>
+      <w:r>
+        <w:rPr>
+          <w:rFonts w:ascii="Times New Roman" w:hAnsi="Times New Roman"/>
+          <w:sz w:val="24"/>
+        </w:rPr>
+        <w:t>єси,</w:t>
+      </w:r>
+      <w:r>
+        <w:rPr>
+          <w:rFonts w:ascii="Times New Roman" w:hAnsi="Times New Roman"/>
+          <w:sz w:val="24"/>
+        </w:rPr>
+        <w:t xml:space="preserve"> </w:t>
+      </w:r>
+      <w:r>
+        <w:rPr>
+          <w:rFonts w:ascii="Times New Roman" w:hAnsi="Times New Roman"/>
+          <w:sz w:val="24"/>
+        </w:rPr>
+        <w:t>і</w:t>
+      </w:r>
+      <w:r>
+        <w:rPr>
+          <w:rFonts w:ascii="Times New Roman" w:hAnsi="Times New Roman"/>
+          <w:sz w:val="24"/>
+        </w:rPr>
+        <w:t xml:space="preserve"> </w:t>
+      </w:r>
+      <w:r>
+        <w:rPr>
+          <w:rFonts w:ascii="Times New Roman" w:hAnsi="Times New Roman"/>
+          <w:sz w:val="24"/>
+        </w:rPr>
+        <w:t>Тобі</w:t>
+      </w:r>
+      <w:r>
+        <w:rPr>
+          <w:rFonts w:ascii="Times New Roman" w:hAnsi="Times New Roman"/>
+          <w:sz w:val="24"/>
+        </w:rPr>
+        <w:t xml:space="preserve"> </w:t>
+      </w:r>
+      <w:r>
+        <w:rPr>
+          <w:rFonts w:ascii="Times New Roman" w:hAnsi="Times New Roman"/>
+          <w:sz w:val="24"/>
+        </w:rPr>
+        <w:t>славу</w:t>
+      </w:r>
+      <w:r>
+        <w:rPr>
+          <w:rFonts w:ascii="Times New Roman" w:hAnsi="Times New Roman"/>
+          <w:sz w:val="24"/>
+        </w:rPr>
+        <w:t xml:space="preserve"> </w:t>
+      </w:r>
+      <w:r>
+        <w:rPr>
+          <w:rFonts w:ascii="Times New Roman" w:hAnsi="Times New Roman"/>
+          <w:sz w:val="24"/>
+        </w:rPr>
+        <w:t>возсилаємо,</w:t>
+      </w:r>
+      <w:r>
+        <w:rPr>
+          <w:rFonts w:ascii="Times New Roman" w:hAnsi="Times New Roman"/>
+          <w:sz w:val="24"/>
+        </w:rPr>
+        <w:t xml:space="preserve"> </w:t>
+      </w:r>
+      <w:r>
+        <w:rPr>
+          <w:rFonts w:ascii="Times New Roman" w:hAnsi="Times New Roman"/>
+          <w:sz w:val="24"/>
+        </w:rPr>
+        <w:t>Отцю,</w:t>
+      </w:r>
+      <w:r>
+        <w:rPr>
+          <w:rFonts w:ascii="Times New Roman" w:hAnsi="Times New Roman"/>
+          <w:sz w:val="24"/>
+        </w:rPr>
+        <w:t xml:space="preserve"> </w:t>
+      </w:r>
+      <w:r>
+        <w:rPr>
+          <w:rFonts w:ascii="Times New Roman" w:hAnsi="Times New Roman"/>
+          <w:sz w:val="24"/>
+        </w:rPr>
+        <w:t>і</w:t>
+      </w:r>
+      <w:r>
+        <w:rPr>
+          <w:rFonts w:ascii="Times New Roman" w:hAnsi="Times New Roman"/>
+          <w:sz w:val="24"/>
+        </w:rPr>
+        <w:t xml:space="preserve"> </w:t>
+      </w:r>
+      <w:r>
+        <w:rPr>
+          <w:rFonts w:ascii="Times New Roman" w:hAnsi="Times New Roman"/>
+          <w:sz w:val="24"/>
+        </w:rPr>
+        <w:t>Сину,</w:t>
+      </w:r>
+      <w:r>
+        <w:rPr>
+          <w:rFonts w:ascii="Times New Roman" w:hAnsi="Times New Roman"/>
+          <w:sz w:val="24"/>
+        </w:rPr>
+        <w:t xml:space="preserve"> </w:t>
+      </w:r>
+      <w:r>
+        <w:rPr>
+          <w:rFonts w:ascii="Times New Roman" w:hAnsi="Times New Roman"/>
+          <w:sz w:val="24"/>
+        </w:rPr>
+        <w:t>і</w:t>
+      </w:r>
+      <w:r>
+        <w:rPr>
+          <w:rFonts w:ascii="Times New Roman" w:hAnsi="Times New Roman"/>
+          <w:sz w:val="24"/>
+        </w:rPr>
+        <w:t xml:space="preserve"> </w:t>
+      </w:r>
+      <w:r>
+        <w:rPr>
+          <w:rFonts w:ascii="Times New Roman" w:hAnsi="Times New Roman"/>
+          <w:sz w:val="24"/>
+        </w:rPr>
+        <w:t>Святому</w:t>
+      </w:r>
+      <w:r>
+        <w:rPr>
+          <w:rFonts w:ascii="Times New Roman" w:hAnsi="Times New Roman"/>
+          <w:sz w:val="24"/>
+        </w:rPr>
+        <w:t xml:space="preserve"> </w:t>
+      </w:r>
+      <w:r>
+        <w:rPr>
+          <w:rFonts w:ascii="Times New Roman" w:hAnsi="Times New Roman"/>
+          <w:sz w:val="24"/>
+        </w:rPr>
+        <w:t>Духові,</w:t>
+      </w:r>
+      <w:r>
+        <w:rPr>
+          <w:rFonts w:ascii="Times New Roman" w:hAnsi="Times New Roman"/>
+          <w:sz w:val="24"/>
+        </w:rPr>
+        <w:t xml:space="preserve"> </w:t>
+      </w:r>
+      <w:r>
+        <w:rPr>
+          <w:rFonts w:ascii="Times New Roman" w:hAnsi="Times New Roman"/>
+          <w:sz w:val="24"/>
+        </w:rPr>
+        <w:t>нині,</w:t>
+      </w:r>
+      <w:r>
+        <w:rPr>
+          <w:rFonts w:ascii="Times New Roman" w:hAnsi="Times New Roman"/>
+          <w:sz w:val="24"/>
+        </w:rPr>
+        <w:t xml:space="preserve"> </w:t>
+      </w:r>
+      <w:r>
+        <w:rPr>
+          <w:rFonts w:ascii="Times New Roman" w:hAnsi="Times New Roman"/>
+          <w:sz w:val="24"/>
+        </w:rPr>
+        <w:t>і</w:t>
+      </w:r>
+      <w:r>
+        <w:rPr>
+          <w:rFonts w:ascii="Times New Roman" w:hAnsi="Times New Roman"/>
+          <w:sz w:val="24"/>
+        </w:rPr>
+        <w:t xml:space="preserve"> </w:t>
+      </w:r>
+      <w:r>
+        <w:rPr>
+          <w:rFonts w:ascii="Times New Roman" w:hAnsi="Times New Roman"/>
+          <w:sz w:val="24"/>
+        </w:rPr>
+        <w:t>повсякчас,</w:t>
+      </w:r>
+      <w:r>
+        <w:rPr>
+          <w:rFonts w:ascii="Times New Roman" w:hAnsi="Times New Roman"/>
+          <w:sz w:val="24"/>
+        </w:rPr>
+        <w:t xml:space="preserve"> </w:t>
+      </w:r>
+      <w:r>
+        <w:rPr>
+          <w:rFonts w:ascii="Times New Roman" w:hAnsi="Times New Roman"/>
+          <w:sz w:val="24"/>
+        </w:rPr>
+        <w:t>і</w:t>
+      </w:r>
+      <w:r>
+        <w:rPr>
+          <w:rFonts w:ascii="Times New Roman" w:hAnsi="Times New Roman"/>
+          <w:sz w:val="24"/>
+        </w:rPr>
+        <w:t xml:space="preserve"> </w:t>
+      </w:r>
+      <w:r>
+        <w:rPr>
+          <w:rFonts w:ascii="Times New Roman" w:hAnsi="Times New Roman"/>
+          <w:sz w:val="24"/>
+        </w:rPr>
+        <w:t>на</w:t>
+      </w:r>
+      <w:r>
+        <w:rPr>
+          <w:rFonts w:ascii="Times New Roman" w:hAnsi="Times New Roman"/>
+          <w:sz w:val="24"/>
+        </w:rPr>
+        <w:t xml:space="preserve"> </w:t>
+      </w:r>
+      <w:r>
+        <w:rPr>
+          <w:rFonts w:ascii="Times New Roman" w:hAnsi="Times New Roman"/>
+          <w:sz w:val="24"/>
+        </w:rPr>
+        <w:t>віки</w:t>
+      </w:r>
+      <w:r>
+        <w:rPr>
+          <w:rFonts w:ascii="Times New Roman" w:hAnsi="Times New Roman"/>
+          <w:sz w:val="24"/>
+        </w:rPr>
+        <w:t xml:space="preserve"> </w:t>
+      </w:r>
+      <w:r>
+        <w:rPr>
+          <w:rFonts w:ascii="Times New Roman" w:hAnsi="Times New Roman"/>
+          <w:sz w:val="24"/>
+        </w:rPr>
+        <w:t>віків.</w:t>
       </w:r>
     </w:p>
     <w:p>
@@ -9765,11 +10827,126 @@
     </w:p>
     <w:p>
       <w:pPr>
-        <w:widowControl w:val="0"/>
-        <w:spacing w:after="120"/>
-      </w:pPr>
-      <w:r>
-        <w:t>Заступи, спаси, помилуй і охорони нас, Боже, Твоєю благодаттю.</w:t>
+        <w:spacing w:after="120"/>
+      </w:pPr>
+      <w:r>
+        <w:rPr>
+          <w:rFonts w:ascii="Times New Roman" w:hAnsi="Times New Roman"/>
+          <w:sz w:val="24"/>
+        </w:rPr>
+        <w:t>Заступи,</w:t>
+      </w:r>
+      <w:r>
+        <w:rPr>
+          <w:rFonts w:ascii="Times New Roman" w:hAnsi="Times New Roman"/>
+          <w:sz w:val="24"/>
+        </w:rPr>
+        <w:t xml:space="preserve"> </w:t>
+      </w:r>
+      <w:r>
+        <w:rPr>
+          <w:rFonts w:ascii="Times New Roman" w:hAnsi="Times New Roman"/>
+          <w:sz w:val="24"/>
+        </w:rPr>
+        <w:t>спаси,</w:t>
+      </w:r>
+      <w:r>
+        <w:rPr>
+          <w:rFonts w:ascii="Times New Roman" w:hAnsi="Times New Roman"/>
+          <w:sz w:val="24"/>
+        </w:rPr>
+        <w:t xml:space="preserve"> </w:t>
+      </w:r>
+      <w:r>
+        <w:rPr>
+          <w:rFonts w:ascii="Times New Roman" w:hAnsi="Times New Roman"/>
+          <w:sz w:val="24"/>
+        </w:rPr>
+        <w:t>помилуй</w:t>
+      </w:r>
+      <w:r>
+        <w:rPr>
+          <w:rFonts w:ascii="Times New Roman" w:hAnsi="Times New Roman"/>
+          <w:sz w:val="24"/>
+        </w:rPr>
+        <w:t xml:space="preserve"> </w:t>
+      </w:r>
+      <w:r>
+        <w:rPr>
+          <w:rFonts w:ascii="Times New Roman" w:hAnsi="Times New Roman"/>
+          <w:sz w:val="24"/>
+        </w:rPr>
+        <w:t>і</w:t>
+      </w:r>
+      <w:r>
+        <w:rPr>
+          <w:rFonts w:ascii="Times New Roman" w:hAnsi="Times New Roman"/>
+          <w:sz w:val="24"/>
+        </w:rPr>
+        <w:t xml:space="preserve"> </w:t>
+      </w:r>
+      <w:r>
+        <w:rPr>
+          <w:rFonts w:ascii="Times New Roman" w:hAnsi="Times New Roman"/>
+          <w:sz w:val="24"/>
+        </w:rPr>
+        <w:t>охорони</w:t>
+      </w:r>
+      <w:r>
+        <w:rPr>
+          <w:rFonts w:ascii="Times New Roman" w:hAnsi="Times New Roman"/>
+          <w:sz w:val="24"/>
+        </w:rPr>
+        <w:t xml:space="preserve"> </w:t>
+      </w:r>
+      <w:r>
+        <w:rPr>
+          <w:rFonts w:ascii="Times New Roman" w:hAnsi="Times New Roman"/>
+          <w:sz w:val="24"/>
+        </w:rPr>
+        <w:t>нас,</w:t>
+      </w:r>
+      <w:r>
+        <w:rPr>
+          <w:rFonts w:ascii="Times New Roman" w:hAnsi="Times New Roman"/>
+          <w:sz w:val="24"/>
+        </w:rPr>
+        <w:t xml:space="preserve"> </w:t>
+      </w:r>
+      <w:r>
+        <w:rPr>
+          <w:rFonts w:ascii="Times New Roman" w:hAnsi="Times New Roman"/>
+          <w:sz w:val="24"/>
+        </w:rPr>
+        <w:t>Боже,</w:t>
+      </w:r>
+      <w:r>
+        <w:rPr>
+          <w:rFonts w:ascii="Times New Roman" w:hAnsi="Times New Roman"/>
+          <w:sz w:val="24"/>
+        </w:rPr>
+        <w:t xml:space="preserve"> </w:t>
+      </w:r>
+      <w:r>
+        <w:rPr>
+          <w:rFonts w:ascii="Times New Roman" w:hAnsi="Times New Roman"/>
+          <w:sz w:val="24"/>
+        </w:rPr>
+        <w:t>Твоєю</w:t>
+      </w:r>
+      <w:r>
+        <w:rPr>
+          <w:rFonts w:ascii="Times New Roman" w:hAnsi="Times New Roman"/>
+          <w:sz w:val="24"/>
+        </w:rPr>
+        <w:t xml:space="preserve"> </w:t>
+      </w:r>
+      <w:r>
+        <w:rPr>
+          <w:rFonts w:ascii="Times New Roman" w:hAnsi="Times New Roman"/>
+          <w:sz w:val="24"/>
+        </w:rPr>
+        <w:t>благодаттю</w:t>
       </w:r>
     </w:p>
     <w:p>
@@ -9976,11 +11153,126 @@
     </w:p>
     <w:p>
       <w:pPr>
-        <w:widowControl w:val="0"/>
-        <w:spacing w:after="120"/>
-      </w:pPr>
-      <w:r>
-        <w:t>Заступи, спаси, помилуй і охорони нас, Боже, Твоєю благодаттю.</w:t>
+        <w:spacing w:after="120"/>
+      </w:pPr>
+      <w:r>
+        <w:rPr>
+          <w:rFonts w:ascii="Times New Roman" w:hAnsi="Times New Roman"/>
+          <w:sz w:val="24"/>
+        </w:rPr>
+        <w:t>Заступи,</w:t>
+      </w:r>
+      <w:r>
+        <w:rPr>
+          <w:rFonts w:ascii="Times New Roman" w:hAnsi="Times New Roman"/>
+          <w:sz w:val="24"/>
+        </w:rPr>
+        <w:t xml:space="preserve"> </w:t>
+      </w:r>
+      <w:r>
+        <w:rPr>
+          <w:rFonts w:ascii="Times New Roman" w:hAnsi="Times New Roman"/>
+          <w:sz w:val="24"/>
+        </w:rPr>
+        <w:t>спаси,</w:t>
+      </w:r>
+      <w:r>
+        <w:rPr>
+          <w:rFonts w:ascii="Times New Roman" w:hAnsi="Times New Roman"/>
+          <w:sz w:val="24"/>
+        </w:rPr>
+        <w:t xml:space="preserve"> </w:t>
+      </w:r>
+      <w:r>
+        <w:rPr>
+          <w:rFonts w:ascii="Times New Roman" w:hAnsi="Times New Roman"/>
+          <w:sz w:val="24"/>
+        </w:rPr>
+        <w:t>помилуй</w:t>
+      </w:r>
+      <w:r>
+        <w:rPr>
+          <w:rFonts w:ascii="Times New Roman" w:hAnsi="Times New Roman"/>
+          <w:sz w:val="24"/>
+        </w:rPr>
+        <w:t xml:space="preserve"> </w:t>
+      </w:r>
+      <w:r>
+        <w:rPr>
+          <w:rFonts w:ascii="Times New Roman" w:hAnsi="Times New Roman"/>
+          <w:sz w:val="24"/>
+        </w:rPr>
+        <w:t>і</w:t>
+      </w:r>
+      <w:r>
+        <w:rPr>
+          <w:rFonts w:ascii="Times New Roman" w:hAnsi="Times New Roman"/>
+          <w:sz w:val="24"/>
+        </w:rPr>
+        <w:t xml:space="preserve"> </w:t>
+      </w:r>
+      <w:r>
+        <w:rPr>
+          <w:rFonts w:ascii="Times New Roman" w:hAnsi="Times New Roman"/>
+          <w:sz w:val="24"/>
+        </w:rPr>
+        <w:t>охорони</w:t>
+      </w:r>
+      <w:r>
+        <w:rPr>
+          <w:rFonts w:ascii="Times New Roman" w:hAnsi="Times New Roman"/>
+          <w:sz w:val="24"/>
+        </w:rPr>
+        <w:t xml:space="preserve"> </w:t>
+      </w:r>
+      <w:r>
+        <w:rPr>
+          <w:rFonts w:ascii="Times New Roman" w:hAnsi="Times New Roman"/>
+          <w:sz w:val="24"/>
+        </w:rPr>
+        <w:t>нас,</w:t>
+      </w:r>
+      <w:r>
+        <w:rPr>
+          <w:rFonts w:ascii="Times New Roman" w:hAnsi="Times New Roman"/>
+          <w:sz w:val="24"/>
+        </w:rPr>
+        <w:t xml:space="preserve"> </w:t>
+      </w:r>
+      <w:r>
+        <w:rPr>
+          <w:rFonts w:ascii="Times New Roman" w:hAnsi="Times New Roman"/>
+          <w:sz w:val="24"/>
+        </w:rPr>
+        <w:t>Боже,</w:t>
+      </w:r>
+      <w:r>
+        <w:rPr>
+          <w:rFonts w:ascii="Times New Roman" w:hAnsi="Times New Roman"/>
+          <w:sz w:val="24"/>
+        </w:rPr>
+        <w:t xml:space="preserve"> </w:t>
+      </w:r>
+      <w:r>
+        <w:rPr>
+          <w:rFonts w:ascii="Times New Roman" w:hAnsi="Times New Roman"/>
+          <w:sz w:val="24"/>
+        </w:rPr>
+        <w:t>Твоєю</w:t>
+      </w:r>
+      <w:r>
+        <w:rPr>
+          <w:rFonts w:ascii="Times New Roman" w:hAnsi="Times New Roman"/>
+          <w:sz w:val="24"/>
+        </w:rPr>
+        <w:t xml:space="preserve"> </w:t>
+      </w:r>
+      <w:r>
+        <w:rPr>
+          <w:rFonts w:ascii="Times New Roman" w:hAnsi="Times New Roman"/>
+          <w:sz w:val="24"/>
+        </w:rPr>
+        <w:t>благодаттю</w:t>
       </w:r>
     </w:p>
     <w:p>
@@ -10574,12 +11866,126 @@
     </w:p>
     <w:p>
       <w:pPr>
-        <w:widowControl w:val="0"/>
-        <w:spacing w:after="120"/>
-        <w:jc w:val="both"/>
-      </w:pPr>
-      <w:r>
-        <w:t>Заступи, спаси, помилуй і охорони нас, Боже, Твоєю благодаттю.</w:t>
+        <w:spacing w:after="120"/>
+      </w:pPr>
+      <w:r>
+        <w:rPr>
+          <w:rFonts w:ascii="Times New Roman" w:hAnsi="Times New Roman"/>
+          <w:sz w:val="24"/>
+        </w:rPr>
+        <w:t>Заступи,</w:t>
+      </w:r>
+      <w:r>
+        <w:rPr>
+          <w:rFonts w:ascii="Times New Roman" w:hAnsi="Times New Roman"/>
+          <w:sz w:val="24"/>
+        </w:rPr>
+        <w:t xml:space="preserve"> </w:t>
+      </w:r>
+      <w:r>
+        <w:rPr>
+          <w:rFonts w:ascii="Times New Roman" w:hAnsi="Times New Roman"/>
+          <w:sz w:val="24"/>
+        </w:rPr>
+        <w:t>спаси,</w:t>
+      </w:r>
+      <w:r>
+        <w:rPr>
+          <w:rFonts w:ascii="Times New Roman" w:hAnsi="Times New Roman"/>
+          <w:sz w:val="24"/>
+        </w:rPr>
+        <w:t xml:space="preserve"> </w:t>
+      </w:r>
+      <w:r>
+        <w:rPr>
+          <w:rFonts w:ascii="Times New Roman" w:hAnsi="Times New Roman"/>
+          <w:sz w:val="24"/>
+        </w:rPr>
+        <w:t>помилуй</w:t>
+      </w:r>
+      <w:r>
+        <w:rPr>
+          <w:rFonts w:ascii="Times New Roman" w:hAnsi="Times New Roman"/>
+          <w:sz w:val="24"/>
+        </w:rPr>
+        <w:t xml:space="preserve"> </w:t>
+      </w:r>
+      <w:r>
+        <w:rPr>
+          <w:rFonts w:ascii="Times New Roman" w:hAnsi="Times New Roman"/>
+          <w:sz w:val="24"/>
+        </w:rPr>
+        <w:t>і</w:t>
+      </w:r>
+      <w:r>
+        <w:rPr>
+          <w:rFonts w:ascii="Times New Roman" w:hAnsi="Times New Roman"/>
+          <w:sz w:val="24"/>
+        </w:rPr>
+        <w:t xml:space="preserve"> </w:t>
+      </w:r>
+      <w:r>
+        <w:rPr>
+          <w:rFonts w:ascii="Times New Roman" w:hAnsi="Times New Roman"/>
+          <w:sz w:val="24"/>
+        </w:rPr>
+        <w:t>охорони</w:t>
+      </w:r>
+      <w:r>
+        <w:rPr>
+          <w:rFonts w:ascii="Times New Roman" w:hAnsi="Times New Roman"/>
+          <w:sz w:val="24"/>
+        </w:rPr>
+        <w:t xml:space="preserve"> </w:t>
+      </w:r>
+      <w:r>
+        <w:rPr>
+          <w:rFonts w:ascii="Times New Roman" w:hAnsi="Times New Roman"/>
+          <w:sz w:val="24"/>
+        </w:rPr>
+        <w:t>нас,</w:t>
+      </w:r>
+      <w:r>
+        <w:rPr>
+          <w:rFonts w:ascii="Times New Roman" w:hAnsi="Times New Roman"/>
+          <w:sz w:val="24"/>
+        </w:rPr>
+        <w:t xml:space="preserve"> </w:t>
+      </w:r>
+      <w:r>
+        <w:rPr>
+          <w:rFonts w:ascii="Times New Roman" w:hAnsi="Times New Roman"/>
+          <w:sz w:val="24"/>
+        </w:rPr>
+        <w:t>Боже,</w:t>
+      </w:r>
+      <w:r>
+        <w:rPr>
+          <w:rFonts w:ascii="Times New Roman" w:hAnsi="Times New Roman"/>
+          <w:sz w:val="24"/>
+        </w:rPr>
+        <w:t xml:space="preserve"> </w:t>
+      </w:r>
+      <w:r>
+        <w:rPr>
+          <w:rFonts w:ascii="Times New Roman" w:hAnsi="Times New Roman"/>
+          <w:sz w:val="24"/>
+        </w:rPr>
+        <w:t>Твоєю</w:t>
+      </w:r>
+      <w:r>
+        <w:rPr>
+          <w:rFonts w:ascii="Times New Roman" w:hAnsi="Times New Roman"/>
+          <w:sz w:val="24"/>
+        </w:rPr>
+        <w:t xml:space="preserve"> </w:t>
+      </w:r>
+      <w:r>
+        <w:rPr>
+          <w:rFonts w:ascii="Times New Roman" w:hAnsi="Times New Roman"/>
+          <w:sz w:val="24"/>
+        </w:rPr>
+        <w:t>благодаттю</w:t>
       </w:r>
     </w:p>
     <w:p>
@@ -11374,127 +12780,1692 @@
     </w:p>
     <w:p>
       <w:pPr>
-        <w:widowControl w:val="0"/>
-        <w:spacing w:after="120"/>
-        <w:jc w:val="both"/>
-      </w:pPr>
-      <w:r>
-        <w:t xml:space="preserve">Вірую, Господи, і </w:t>
-      </w:r>
-      <w:proofErr w:type="spellStart"/>
-      <w:r>
-        <w:t>ісповідую</w:t>
-      </w:r>
-      <w:proofErr w:type="spellEnd"/>
-      <w:r>
-        <w:t>, що Ти єси воістину Христос, Син Бога живого, що прийшов у світ грішників спасти, з яких перший (перша) я.</w:t>
-      </w:r>
-    </w:p>
-    <w:p>
-      <w:pPr>
-        <w:widowControl w:val="0"/>
-        <w:spacing w:after="120"/>
-        <w:jc w:val="both"/>
-      </w:pPr>
-      <w:r>
-        <w:t xml:space="preserve">Вечері Твоєї тайної </w:t>
-      </w:r>
-      <w:proofErr w:type="spellStart"/>
-      <w:r>
-        <w:t>днесь</w:t>
-      </w:r>
-      <w:proofErr w:type="spellEnd"/>
-      <w:r>
-        <w:t xml:space="preserve">, Сину Божий, мене причасника (причасницю) прийми, бо ворогам твоїм </w:t>
-      </w:r>
-      <w:proofErr w:type="spellStart"/>
-      <w:r>
-        <w:t>тайни</w:t>
-      </w:r>
-      <w:proofErr w:type="spellEnd"/>
-      <w:r>
-        <w:t xml:space="preserve"> не </w:t>
-      </w:r>
-      <w:proofErr w:type="spellStart"/>
-      <w:r>
-        <w:t>повім</w:t>
-      </w:r>
-      <w:proofErr w:type="spellEnd"/>
-      <w:r>
-        <w:t xml:space="preserve"> і поцілунку не дам Тобі, як Юда, але, як розбійник, сповідаюся Тобі:</w:t>
-      </w:r>
-    </w:p>
-    <w:p>
-      <w:pPr>
-        <w:widowControl w:val="0"/>
-        <w:spacing w:after="120"/>
-        <w:jc w:val="both"/>
-      </w:pPr>
-      <w:r>
-        <w:t>Пом’яни мене, Господи, коли прийдеш, у царстві твоїм.</w:t>
-      </w:r>
-    </w:p>
-    <w:p>
-      <w:pPr>
-        <w:widowControl w:val="0"/>
-        <w:spacing w:after="120"/>
-        <w:jc w:val="both"/>
-      </w:pPr>
-      <w:r>
-        <w:t>Пом’яни мене, Владико, коли прийдеш, у царстві твоїм.</w:t>
-      </w:r>
-    </w:p>
-    <w:p>
-      <w:pPr>
-        <w:widowControl w:val="0"/>
-        <w:spacing w:after="120"/>
-        <w:jc w:val="both"/>
-      </w:pPr>
-      <w:r>
-        <w:t>Пом’яни мене,</w:t>
-      </w:r>
-      <w:r>
-        <w:t xml:space="preserve"> Святий, коли прийдеш, у царстві твоїм.</w:t>
-      </w:r>
-    </w:p>
-    <w:p>
-      <w:pPr>
-        <w:widowControl w:val="0"/>
-        <w:spacing w:after="120"/>
-        <w:jc w:val="both"/>
-      </w:pPr>
-      <w:r>
-        <w:t>Нехай не на суд і не в осудження буде мені причастя святих твоїх таїн, Господи, а на зцілення душі і тіла.</w:t>
-      </w:r>
-    </w:p>
-    <w:p>
-      <w:pPr>
-        <w:widowControl w:val="0"/>
-        <w:spacing w:after="120"/>
-        <w:jc w:val="both"/>
-      </w:pPr>
-      <w:r>
-        <w:t>Боже, милостивий будь мені, грішному (грішній).</w:t>
-      </w:r>
-    </w:p>
-    <w:p>
-      <w:pPr>
-        <w:widowControl w:val="0"/>
-        <w:spacing w:after="120"/>
-        <w:jc w:val="both"/>
-      </w:pPr>
-      <w:r>
-        <w:t>Боже, очисти мої гріхи і помилуй мене.</w:t>
-      </w:r>
-    </w:p>
-    <w:p>
-      <w:pPr>
-        <w:widowControl w:val="0"/>
-        <w:spacing w:after="120"/>
-        <w:jc w:val="both"/>
-      </w:pPr>
-      <w:r>
-        <w:t>Без числа нагрішив (нагрішила) я, Господи, прости мені.</w:t>
+        <w:spacing w:after="120"/>
+      </w:pPr>
+      <w:r>
+        <w:rPr>
+          <w:rFonts w:ascii="Times New Roman" w:hAnsi="Times New Roman"/>
+          <w:sz w:val="24"/>
+        </w:rPr>
+        <w:t>Вíрую,</w:t>
+      </w:r>
+      <w:r>
+        <w:rPr>
+          <w:rFonts w:ascii="Times New Roman" w:hAnsi="Times New Roman"/>
+          <w:sz w:val="24"/>
+        </w:rPr>
+        <w:t xml:space="preserve"> </w:t>
+      </w:r>
+      <w:r>
+        <w:rPr>
+          <w:rFonts w:ascii="Times New Roman" w:hAnsi="Times New Roman"/>
+          <w:sz w:val="24"/>
+        </w:rPr>
+        <w:t>Го́споди,</w:t>
+      </w:r>
+      <w:r>
+        <w:rPr>
+          <w:rFonts w:ascii="Times New Roman" w:hAnsi="Times New Roman"/>
+          <w:sz w:val="24"/>
+        </w:rPr>
+        <w:t xml:space="preserve"> </w:t>
+      </w:r>
+      <w:r>
+        <w:rPr>
+          <w:rFonts w:ascii="Times New Roman" w:hAnsi="Times New Roman"/>
+          <w:sz w:val="24"/>
+        </w:rPr>
+        <w:t>і</w:t>
+      </w:r>
+      <w:r>
+        <w:rPr>
+          <w:rFonts w:ascii="Times New Roman" w:hAnsi="Times New Roman"/>
+          <w:sz w:val="24"/>
+        </w:rPr>
+        <w:t xml:space="preserve"> </w:t>
+      </w:r>
+      <w:r>
+        <w:rPr>
+          <w:rFonts w:ascii="Times New Roman" w:hAnsi="Times New Roman"/>
+          <w:sz w:val="24"/>
+        </w:rPr>
+        <w:t>ісповíдую,</w:t>
+      </w:r>
+      <w:r>
+        <w:rPr>
+          <w:rFonts w:ascii="Times New Roman" w:hAnsi="Times New Roman"/>
+          <w:sz w:val="24"/>
+        </w:rPr>
+        <w:t xml:space="preserve"> </w:t>
+      </w:r>
+      <w:r>
+        <w:rPr>
+          <w:rFonts w:ascii="Times New Roman" w:hAnsi="Times New Roman"/>
+          <w:sz w:val="24"/>
+        </w:rPr>
+        <w:t>що</w:t>
+      </w:r>
+      <w:r>
+        <w:rPr>
+          <w:rFonts w:ascii="Times New Roman" w:hAnsi="Times New Roman"/>
+          <w:sz w:val="24"/>
+        </w:rPr>
+        <w:t xml:space="preserve"> </w:t>
+      </w:r>
+      <w:r>
+        <w:rPr>
+          <w:rFonts w:ascii="Times New Roman" w:hAnsi="Times New Roman"/>
+          <w:sz w:val="24"/>
+        </w:rPr>
+        <w:t>Ти</w:t>
+      </w:r>
+      <w:r>
+        <w:rPr>
+          <w:rFonts w:ascii="Times New Roman" w:hAnsi="Times New Roman"/>
+          <w:sz w:val="24"/>
+        </w:rPr>
+        <w:t xml:space="preserve"> </w:t>
+      </w:r>
+      <w:r>
+        <w:rPr>
+          <w:rFonts w:ascii="Times New Roman" w:hAnsi="Times New Roman"/>
+          <w:sz w:val="24"/>
+        </w:rPr>
+        <w:t>—</w:t>
+      </w:r>
+      <w:r>
+        <w:rPr>
+          <w:rFonts w:ascii="Times New Roman" w:hAnsi="Times New Roman"/>
+          <w:sz w:val="24"/>
+        </w:rPr>
+        <w:t xml:space="preserve"> </w:t>
+      </w:r>
+      <w:r>
+        <w:rPr>
+          <w:rFonts w:ascii="Times New Roman" w:hAnsi="Times New Roman"/>
+          <w:sz w:val="24"/>
+        </w:rPr>
+        <w:t>воíстину</w:t>
+      </w:r>
+      <w:r>
+        <w:rPr>
+          <w:rFonts w:ascii="Times New Roman" w:hAnsi="Times New Roman"/>
+          <w:sz w:val="24"/>
+        </w:rPr>
+        <w:t xml:space="preserve"> </w:t>
+      </w:r>
+      <w:r>
+        <w:rPr>
+          <w:rFonts w:ascii="Times New Roman" w:hAnsi="Times New Roman"/>
+          <w:sz w:val="24"/>
+        </w:rPr>
+        <w:t>Христо́с,</w:t>
+      </w:r>
+      <w:r>
+        <w:rPr>
+          <w:rFonts w:ascii="Times New Roman" w:hAnsi="Times New Roman"/>
+          <w:sz w:val="24"/>
+        </w:rPr>
+        <w:t xml:space="preserve"> </w:t>
+      </w:r>
+      <w:r>
+        <w:rPr>
+          <w:rFonts w:ascii="Times New Roman" w:hAnsi="Times New Roman"/>
+          <w:sz w:val="24"/>
+        </w:rPr>
+        <w:t>Син</w:t>
+      </w:r>
+      <w:r>
+        <w:rPr>
+          <w:rFonts w:ascii="Times New Roman" w:hAnsi="Times New Roman"/>
+          <w:sz w:val="24"/>
+        </w:rPr>
+        <w:t xml:space="preserve"> </w:t>
+      </w:r>
+      <w:r>
+        <w:rPr>
+          <w:rFonts w:ascii="Times New Roman" w:hAnsi="Times New Roman"/>
+          <w:sz w:val="24"/>
+        </w:rPr>
+        <w:t>Бо́га</w:t>
+      </w:r>
+      <w:r>
+        <w:rPr>
+          <w:rFonts w:ascii="Times New Roman" w:hAnsi="Times New Roman"/>
+          <w:sz w:val="24"/>
+        </w:rPr>
+        <w:t xml:space="preserve"> </w:t>
+      </w:r>
+      <w:r>
+        <w:rPr>
+          <w:rFonts w:ascii="Times New Roman" w:hAnsi="Times New Roman"/>
+          <w:sz w:val="24"/>
+        </w:rPr>
+        <w:t>живо́го,</w:t>
+      </w:r>
+      <w:r>
+        <w:rPr>
+          <w:rFonts w:ascii="Times New Roman" w:hAnsi="Times New Roman"/>
+          <w:sz w:val="24"/>
+        </w:rPr>
+        <w:t xml:space="preserve"> </w:t>
+      </w:r>
+      <w:r>
+        <w:rPr>
+          <w:rFonts w:ascii="Times New Roman" w:hAnsi="Times New Roman"/>
+          <w:sz w:val="24"/>
+        </w:rPr>
+        <w:t>що</w:t>
+      </w:r>
+      <w:r>
+        <w:rPr>
+          <w:rFonts w:ascii="Times New Roman" w:hAnsi="Times New Roman"/>
+          <w:sz w:val="24"/>
+        </w:rPr>
+        <w:t xml:space="preserve"> </w:t>
+      </w:r>
+      <w:r>
+        <w:rPr>
+          <w:rFonts w:ascii="Times New Roman" w:hAnsi="Times New Roman"/>
+          <w:sz w:val="24"/>
+        </w:rPr>
+        <w:t>прийшо́в</w:t>
+      </w:r>
+      <w:r>
+        <w:rPr>
+          <w:rFonts w:ascii="Times New Roman" w:hAnsi="Times New Roman"/>
+          <w:sz w:val="24"/>
+        </w:rPr>
+        <w:t xml:space="preserve"> </w:t>
+      </w:r>
+      <w:r>
+        <w:rPr>
+          <w:rFonts w:ascii="Times New Roman" w:hAnsi="Times New Roman"/>
+          <w:sz w:val="24"/>
+        </w:rPr>
+        <w:t>у</w:t>
+      </w:r>
+      <w:r>
+        <w:rPr>
+          <w:rFonts w:ascii="Times New Roman" w:hAnsi="Times New Roman"/>
+          <w:sz w:val="24"/>
+        </w:rPr>
+        <w:t xml:space="preserve"> </w:t>
+      </w:r>
+      <w:r>
+        <w:rPr>
+          <w:rFonts w:ascii="Times New Roman" w:hAnsi="Times New Roman"/>
+          <w:sz w:val="24"/>
+        </w:rPr>
+        <w:t>світ</w:t>
+      </w:r>
+      <w:r>
+        <w:rPr>
+          <w:rFonts w:ascii="Times New Roman" w:hAnsi="Times New Roman"/>
+          <w:sz w:val="24"/>
+        </w:rPr>
+        <w:t xml:space="preserve"> </w:t>
+      </w:r>
+      <w:r>
+        <w:rPr>
+          <w:rFonts w:ascii="Times New Roman" w:hAnsi="Times New Roman"/>
+          <w:sz w:val="24"/>
+        </w:rPr>
+        <w:t>грíшників</w:t>
+      </w:r>
+      <w:r>
+        <w:rPr>
+          <w:rFonts w:ascii="Times New Roman" w:hAnsi="Times New Roman"/>
+          <w:sz w:val="24"/>
+        </w:rPr>
+        <w:t xml:space="preserve"> </w:t>
+      </w:r>
+      <w:r>
+        <w:rPr>
+          <w:rFonts w:ascii="Times New Roman" w:hAnsi="Times New Roman"/>
+          <w:sz w:val="24"/>
+        </w:rPr>
+        <w:t>спасти́,</w:t>
+      </w:r>
+      <w:r>
+        <w:rPr>
+          <w:rFonts w:ascii="Times New Roman" w:hAnsi="Times New Roman"/>
+          <w:sz w:val="24"/>
+        </w:rPr>
+        <w:t xml:space="preserve"> </w:t>
+      </w:r>
+      <w:r>
+        <w:rPr>
+          <w:rFonts w:ascii="Times New Roman" w:hAnsi="Times New Roman"/>
+          <w:sz w:val="24"/>
+        </w:rPr>
+        <w:t>з</w:t>
+      </w:r>
+      <w:r>
+        <w:rPr>
+          <w:rFonts w:ascii="Times New Roman" w:hAnsi="Times New Roman"/>
+          <w:sz w:val="24"/>
+        </w:rPr>
+        <w:t xml:space="preserve"> </w:t>
+      </w:r>
+      <w:r>
+        <w:rPr>
+          <w:rFonts w:ascii="Times New Roman" w:hAnsi="Times New Roman"/>
+          <w:sz w:val="24"/>
+        </w:rPr>
+        <w:t>яки́х</w:t>
+      </w:r>
+      <w:r>
+        <w:rPr>
+          <w:rFonts w:ascii="Times New Roman" w:hAnsi="Times New Roman"/>
+          <w:sz w:val="24"/>
+        </w:rPr>
+        <w:t xml:space="preserve"> </w:t>
+      </w:r>
+      <w:r>
+        <w:rPr>
+          <w:rFonts w:ascii="Times New Roman" w:hAnsi="Times New Roman"/>
+          <w:sz w:val="24"/>
+        </w:rPr>
+        <w:t>пе́рший</w:t>
+      </w:r>
+      <w:r>
+        <w:rPr>
+          <w:rFonts w:ascii="Times New Roman" w:hAnsi="Times New Roman"/>
+          <w:sz w:val="24"/>
+        </w:rPr>
+        <w:t xml:space="preserve"> </w:t>
+      </w:r>
+      <w:r>
+        <w:rPr>
+          <w:rFonts w:ascii="Times New Roman" w:hAnsi="Times New Roman"/>
+          <w:sz w:val="24"/>
+        </w:rPr>
+        <w:t>(пе́рша)</w:t>
+      </w:r>
+      <w:r>
+        <w:rPr>
+          <w:rFonts w:ascii="Times New Roman" w:hAnsi="Times New Roman"/>
+          <w:sz w:val="24"/>
+        </w:rPr>
+        <w:t xml:space="preserve"> </w:t>
+      </w:r>
+      <w:r>
+        <w:rPr>
+          <w:rFonts w:ascii="Times New Roman" w:hAnsi="Times New Roman"/>
+          <w:sz w:val="24"/>
+        </w:rPr>
+        <w:t>—</w:t>
+      </w:r>
+      <w:r>
+        <w:rPr>
+          <w:rFonts w:ascii="Times New Roman" w:hAnsi="Times New Roman"/>
+          <w:sz w:val="24"/>
+        </w:rPr>
+        <w:t xml:space="preserve"> </w:t>
+      </w:r>
+      <w:r>
+        <w:rPr>
+          <w:rFonts w:ascii="Times New Roman" w:hAnsi="Times New Roman"/>
+          <w:sz w:val="24"/>
+        </w:rPr>
+        <w:t>я.</w:t>
+      </w:r>
+    </w:p>
+    <w:p>
+      <w:pPr>
+        <w:spacing w:after="120"/>
+      </w:pPr>
+      <w:r>
+        <w:rPr>
+          <w:rFonts w:ascii="Times New Roman" w:hAnsi="Times New Roman"/>
+          <w:sz w:val="24"/>
+        </w:rPr>
+        <w:t>Вече́рі</w:t>
+      </w:r>
+      <w:r>
+        <w:rPr>
+          <w:rFonts w:ascii="Times New Roman" w:hAnsi="Times New Roman"/>
+          <w:sz w:val="24"/>
+        </w:rPr>
+        <w:t xml:space="preserve"> </w:t>
+      </w:r>
+      <w:r>
+        <w:rPr>
+          <w:rFonts w:ascii="Times New Roman" w:hAnsi="Times New Roman"/>
+          <w:sz w:val="24"/>
+        </w:rPr>
+        <w:t>Твоє́ї</w:t>
+      </w:r>
+      <w:r>
+        <w:rPr>
+          <w:rFonts w:ascii="Times New Roman" w:hAnsi="Times New Roman"/>
+          <w:sz w:val="24"/>
+        </w:rPr>
+        <w:t xml:space="preserve"> </w:t>
+      </w:r>
+      <w:r>
+        <w:rPr>
+          <w:rFonts w:ascii="Times New Roman" w:hAnsi="Times New Roman"/>
+          <w:sz w:val="24"/>
+        </w:rPr>
+        <w:t>та́йної</w:t>
+      </w:r>
+      <w:r>
+        <w:rPr>
+          <w:rFonts w:ascii="Times New Roman" w:hAnsi="Times New Roman"/>
+          <w:sz w:val="24"/>
+        </w:rPr>
+        <w:t xml:space="preserve"> </w:t>
+      </w:r>
+      <w:r>
+        <w:rPr>
+          <w:rFonts w:ascii="Times New Roman" w:hAnsi="Times New Roman"/>
+          <w:sz w:val="24"/>
+        </w:rPr>
+        <w:t>сього́дні,</w:t>
+      </w:r>
+      <w:r>
+        <w:rPr>
+          <w:rFonts w:ascii="Times New Roman" w:hAnsi="Times New Roman"/>
+          <w:sz w:val="24"/>
+        </w:rPr>
+        <w:t xml:space="preserve"> </w:t>
+      </w:r>
+      <w:r>
+        <w:rPr>
+          <w:rFonts w:ascii="Times New Roman" w:hAnsi="Times New Roman"/>
+          <w:sz w:val="24"/>
+        </w:rPr>
+        <w:t>Си́ну</w:t>
+      </w:r>
+      <w:r>
+        <w:rPr>
+          <w:rFonts w:ascii="Times New Roman" w:hAnsi="Times New Roman"/>
+          <w:sz w:val="24"/>
+        </w:rPr>
+        <w:t xml:space="preserve"> </w:t>
+      </w:r>
+      <w:r>
+        <w:rPr>
+          <w:rFonts w:ascii="Times New Roman" w:hAnsi="Times New Roman"/>
+          <w:sz w:val="24"/>
+        </w:rPr>
+        <w:t>Бо́жий,</w:t>
+      </w:r>
+      <w:r>
+        <w:rPr>
+          <w:rFonts w:ascii="Times New Roman" w:hAnsi="Times New Roman"/>
+          <w:sz w:val="24"/>
+        </w:rPr>
+        <w:t xml:space="preserve"> </w:t>
+      </w:r>
+      <w:r>
+        <w:rPr>
+          <w:rFonts w:ascii="Times New Roman" w:hAnsi="Times New Roman"/>
+          <w:sz w:val="24"/>
+        </w:rPr>
+        <w:t>мене́,</w:t>
+      </w:r>
+      <w:r>
+        <w:rPr>
+          <w:rFonts w:ascii="Times New Roman" w:hAnsi="Times New Roman"/>
+          <w:sz w:val="24"/>
+        </w:rPr>
+        <w:t xml:space="preserve"> </w:t>
+      </w:r>
+      <w:r>
+        <w:rPr>
+          <w:rFonts w:ascii="Times New Roman" w:hAnsi="Times New Roman"/>
+          <w:sz w:val="24"/>
+        </w:rPr>
+        <w:t>прича́сника</w:t>
+      </w:r>
+      <w:r>
+        <w:rPr>
+          <w:rFonts w:ascii="Times New Roman" w:hAnsi="Times New Roman"/>
+          <w:sz w:val="24"/>
+        </w:rPr>
+        <w:t xml:space="preserve"> </w:t>
+      </w:r>
+      <w:r>
+        <w:rPr>
+          <w:rFonts w:ascii="Times New Roman" w:hAnsi="Times New Roman"/>
+          <w:sz w:val="24"/>
+        </w:rPr>
+        <w:t>(прича́сницю),</w:t>
+      </w:r>
+      <w:r>
+        <w:rPr>
+          <w:rFonts w:ascii="Times New Roman" w:hAnsi="Times New Roman"/>
+          <w:sz w:val="24"/>
+        </w:rPr>
+        <w:t xml:space="preserve"> </w:t>
+      </w:r>
+      <w:r>
+        <w:rPr>
+          <w:rFonts w:ascii="Times New Roman" w:hAnsi="Times New Roman"/>
+          <w:sz w:val="24"/>
+        </w:rPr>
+        <w:t>прийми́,</w:t>
+      </w:r>
+      <w:r>
+        <w:rPr>
+          <w:rFonts w:ascii="Times New Roman" w:hAnsi="Times New Roman"/>
+          <w:sz w:val="24"/>
+        </w:rPr>
+        <w:t xml:space="preserve"> </w:t>
+      </w:r>
+      <w:r>
+        <w:rPr>
+          <w:rFonts w:ascii="Times New Roman" w:hAnsi="Times New Roman"/>
+          <w:sz w:val="24"/>
+        </w:rPr>
+        <w:t>бо</w:t>
+      </w:r>
+      <w:r>
+        <w:rPr>
+          <w:rFonts w:ascii="Times New Roman" w:hAnsi="Times New Roman"/>
+          <w:sz w:val="24"/>
+        </w:rPr>
+        <w:t xml:space="preserve"> </w:t>
+      </w:r>
+      <w:r>
+        <w:rPr>
+          <w:rFonts w:ascii="Times New Roman" w:hAnsi="Times New Roman"/>
+          <w:sz w:val="24"/>
+        </w:rPr>
+        <w:t>ворога́м</w:t>
+      </w:r>
+      <w:r>
+        <w:rPr>
+          <w:rFonts w:ascii="Times New Roman" w:hAnsi="Times New Roman"/>
+          <w:sz w:val="24"/>
+        </w:rPr>
+        <w:t xml:space="preserve"> </w:t>
+      </w:r>
+      <w:r>
+        <w:rPr>
+          <w:rFonts w:ascii="Times New Roman" w:hAnsi="Times New Roman"/>
+          <w:sz w:val="24"/>
+        </w:rPr>
+        <w:t>Твої́м</w:t>
+      </w:r>
+      <w:r>
+        <w:rPr>
+          <w:rFonts w:ascii="Times New Roman" w:hAnsi="Times New Roman"/>
+          <w:sz w:val="24"/>
+        </w:rPr>
+        <w:t xml:space="preserve"> </w:t>
+      </w:r>
+      <w:r>
+        <w:rPr>
+          <w:rFonts w:ascii="Times New Roman" w:hAnsi="Times New Roman"/>
+          <w:sz w:val="24"/>
+        </w:rPr>
+        <w:t>та́йни</w:t>
+      </w:r>
+      <w:r>
+        <w:rPr>
+          <w:rFonts w:ascii="Times New Roman" w:hAnsi="Times New Roman"/>
+          <w:sz w:val="24"/>
+        </w:rPr>
+        <w:t xml:space="preserve"> </w:t>
+      </w:r>
+      <w:r>
+        <w:rPr>
+          <w:rFonts w:ascii="Times New Roman" w:hAnsi="Times New Roman"/>
+          <w:sz w:val="24"/>
+        </w:rPr>
+        <w:t>не</w:t>
+      </w:r>
+      <w:r>
+        <w:rPr>
+          <w:rFonts w:ascii="Times New Roman" w:hAnsi="Times New Roman"/>
+          <w:sz w:val="24"/>
+        </w:rPr>
+        <w:t xml:space="preserve"> </w:t>
+      </w:r>
+      <w:r>
+        <w:rPr>
+          <w:rFonts w:ascii="Times New Roman" w:hAnsi="Times New Roman"/>
+          <w:sz w:val="24"/>
+        </w:rPr>
+        <w:t>повíм</w:t>
+      </w:r>
+      <w:r>
+        <w:rPr>
+          <w:rFonts w:ascii="Times New Roman" w:hAnsi="Times New Roman"/>
+          <w:sz w:val="24"/>
+        </w:rPr>
+        <w:t xml:space="preserve"> </w:t>
+      </w:r>
+      <w:r>
+        <w:rPr>
+          <w:rFonts w:ascii="Times New Roman" w:hAnsi="Times New Roman"/>
+          <w:sz w:val="24"/>
+        </w:rPr>
+        <w:t>і</w:t>
+      </w:r>
+      <w:r>
+        <w:rPr>
+          <w:rFonts w:ascii="Times New Roman" w:hAnsi="Times New Roman"/>
+          <w:sz w:val="24"/>
+        </w:rPr>
+        <w:t xml:space="preserve"> </w:t>
+      </w:r>
+      <w:r>
+        <w:rPr>
+          <w:rFonts w:ascii="Times New Roman" w:hAnsi="Times New Roman"/>
+          <w:sz w:val="24"/>
+        </w:rPr>
+        <w:t>поцілу́нку</w:t>
+      </w:r>
+      <w:r>
+        <w:rPr>
+          <w:rFonts w:ascii="Times New Roman" w:hAnsi="Times New Roman"/>
+          <w:sz w:val="24"/>
+        </w:rPr>
+        <w:t xml:space="preserve"> </w:t>
+      </w:r>
+      <w:r>
+        <w:rPr>
+          <w:rFonts w:ascii="Times New Roman" w:hAnsi="Times New Roman"/>
+          <w:sz w:val="24"/>
+        </w:rPr>
+        <w:t>не</w:t>
+      </w:r>
+      <w:r>
+        <w:rPr>
+          <w:rFonts w:ascii="Times New Roman" w:hAnsi="Times New Roman"/>
+          <w:sz w:val="24"/>
+        </w:rPr>
+        <w:t xml:space="preserve"> </w:t>
+      </w:r>
+      <w:r>
+        <w:rPr>
+          <w:rFonts w:ascii="Times New Roman" w:hAnsi="Times New Roman"/>
+          <w:sz w:val="24"/>
+        </w:rPr>
+        <w:t>дам</w:t>
+      </w:r>
+      <w:r>
+        <w:rPr>
+          <w:rFonts w:ascii="Times New Roman" w:hAnsi="Times New Roman"/>
+          <w:sz w:val="24"/>
+        </w:rPr>
+        <w:t xml:space="preserve"> </w:t>
+      </w:r>
+      <w:r>
+        <w:rPr>
+          <w:rFonts w:ascii="Times New Roman" w:hAnsi="Times New Roman"/>
+          <w:sz w:val="24"/>
+        </w:rPr>
+        <w:t>Тобí,</w:t>
+      </w:r>
+      <w:r>
+        <w:rPr>
+          <w:rFonts w:ascii="Times New Roman" w:hAnsi="Times New Roman"/>
+          <w:sz w:val="24"/>
+        </w:rPr>
+        <w:t xml:space="preserve"> </w:t>
+      </w:r>
+      <w:r>
+        <w:rPr>
+          <w:rFonts w:ascii="Times New Roman" w:hAnsi="Times New Roman"/>
+          <w:sz w:val="24"/>
+        </w:rPr>
+        <w:t>як</w:t>
+      </w:r>
+      <w:r>
+        <w:rPr>
+          <w:rFonts w:ascii="Times New Roman" w:hAnsi="Times New Roman"/>
+          <w:sz w:val="24"/>
+        </w:rPr>
+        <w:t xml:space="preserve"> </w:t>
+      </w:r>
+      <w:r>
+        <w:rPr>
+          <w:rFonts w:ascii="Times New Roman" w:hAnsi="Times New Roman"/>
+          <w:sz w:val="24"/>
+        </w:rPr>
+        <w:t>Ю́да,</w:t>
+      </w:r>
+      <w:r>
+        <w:rPr>
+          <w:rFonts w:ascii="Times New Roman" w:hAnsi="Times New Roman"/>
+          <w:sz w:val="24"/>
+        </w:rPr>
+        <w:t xml:space="preserve"> </w:t>
+      </w:r>
+      <w:r>
+        <w:rPr>
+          <w:rFonts w:ascii="Times New Roman" w:hAnsi="Times New Roman"/>
+          <w:sz w:val="24"/>
+        </w:rPr>
+        <w:t>але́,</w:t>
+      </w:r>
+      <w:r>
+        <w:rPr>
+          <w:rFonts w:ascii="Times New Roman" w:hAnsi="Times New Roman"/>
+          <w:sz w:val="24"/>
+        </w:rPr>
+        <w:t xml:space="preserve"> </w:t>
+      </w:r>
+      <w:r>
+        <w:rPr>
+          <w:rFonts w:ascii="Times New Roman" w:hAnsi="Times New Roman"/>
+          <w:sz w:val="24"/>
+        </w:rPr>
+        <w:t>як</w:t>
+      </w:r>
+      <w:r>
+        <w:rPr>
+          <w:rFonts w:ascii="Times New Roman" w:hAnsi="Times New Roman"/>
+          <w:sz w:val="24"/>
+        </w:rPr>
+        <w:t xml:space="preserve"> </w:t>
+      </w:r>
+      <w:r>
+        <w:rPr>
+          <w:rFonts w:ascii="Times New Roman" w:hAnsi="Times New Roman"/>
+          <w:sz w:val="24"/>
+        </w:rPr>
+        <w:t>розбíйник,</w:t>
+      </w:r>
+      <w:r>
+        <w:rPr>
+          <w:rFonts w:ascii="Times New Roman" w:hAnsi="Times New Roman"/>
+          <w:sz w:val="24"/>
+        </w:rPr>
+        <w:t xml:space="preserve"> </w:t>
+      </w:r>
+      <w:r>
+        <w:rPr>
+          <w:rFonts w:ascii="Times New Roman" w:hAnsi="Times New Roman"/>
+          <w:sz w:val="24"/>
+        </w:rPr>
+        <w:t>ісповíдую</w:t>
+      </w:r>
+      <w:r>
+        <w:rPr>
+          <w:rFonts w:ascii="Times New Roman" w:hAnsi="Times New Roman"/>
+          <w:sz w:val="24"/>
+        </w:rPr>
+        <w:t xml:space="preserve"> </w:t>
+      </w:r>
+      <w:r>
+        <w:rPr>
+          <w:rFonts w:ascii="Times New Roman" w:hAnsi="Times New Roman"/>
+          <w:sz w:val="24"/>
+        </w:rPr>
+        <w:t>Тебе́:</w:t>
+      </w:r>
+    </w:p>
+    <w:p>
+      <w:pPr>
+        <w:spacing w:after="120"/>
+      </w:pPr>
+      <w:r>
+        <w:rPr>
+          <w:rFonts w:ascii="Times New Roman" w:hAnsi="Times New Roman"/>
+          <w:sz w:val="24"/>
+        </w:rPr>
+        <w:t>Пом’яни́</w:t>
+      </w:r>
+      <w:r>
+        <w:rPr>
+          <w:rFonts w:ascii="Times New Roman" w:hAnsi="Times New Roman"/>
+          <w:sz w:val="24"/>
+        </w:rPr>
+        <w:t xml:space="preserve"> </w:t>
+      </w:r>
+      <w:r>
+        <w:rPr>
+          <w:rFonts w:ascii="Times New Roman" w:hAnsi="Times New Roman"/>
+          <w:sz w:val="24"/>
+        </w:rPr>
+        <w:t>мене́,</w:t>
+      </w:r>
+      <w:r>
+        <w:rPr>
+          <w:rFonts w:ascii="Times New Roman" w:hAnsi="Times New Roman"/>
+          <w:sz w:val="24"/>
+        </w:rPr>
+        <w:t xml:space="preserve"> </w:t>
+      </w:r>
+      <w:r>
+        <w:rPr>
+          <w:rFonts w:ascii="Times New Roman" w:hAnsi="Times New Roman"/>
+          <w:sz w:val="24"/>
+        </w:rPr>
+        <w:t>Го́споди,</w:t>
+      </w:r>
+      <w:r>
+        <w:rPr>
+          <w:rFonts w:ascii="Times New Roman" w:hAnsi="Times New Roman"/>
+          <w:sz w:val="24"/>
+        </w:rPr>
+        <w:t xml:space="preserve"> </w:t>
+      </w:r>
+      <w:r>
+        <w:rPr>
+          <w:rFonts w:ascii="Times New Roman" w:hAnsi="Times New Roman"/>
+          <w:sz w:val="24"/>
+        </w:rPr>
+        <w:t>коли́</w:t>
+      </w:r>
+      <w:r>
+        <w:rPr>
+          <w:rFonts w:ascii="Times New Roman" w:hAnsi="Times New Roman"/>
+          <w:sz w:val="24"/>
+        </w:rPr>
+        <w:t xml:space="preserve"> </w:t>
+      </w:r>
+      <w:r>
+        <w:rPr>
+          <w:rFonts w:ascii="Times New Roman" w:hAnsi="Times New Roman"/>
+          <w:sz w:val="24"/>
+        </w:rPr>
+        <w:t>при́йдеш</w:t>
+      </w:r>
+      <w:r>
+        <w:rPr>
+          <w:rFonts w:ascii="Times New Roman" w:hAnsi="Times New Roman"/>
+          <w:sz w:val="24"/>
+        </w:rPr>
+        <w:t xml:space="preserve"> </w:t>
+      </w:r>
+      <w:r>
+        <w:rPr>
+          <w:rFonts w:ascii="Times New Roman" w:hAnsi="Times New Roman"/>
+          <w:sz w:val="24"/>
+        </w:rPr>
+        <w:t>—</w:t>
+      </w:r>
+      <w:r>
+        <w:rPr>
+          <w:rFonts w:ascii="Times New Roman" w:hAnsi="Times New Roman"/>
+          <w:sz w:val="24"/>
+        </w:rPr>
+        <w:t xml:space="preserve"> </w:t>
+      </w:r>
+      <w:r>
+        <w:rPr>
+          <w:rFonts w:ascii="Times New Roman" w:hAnsi="Times New Roman"/>
+          <w:sz w:val="24"/>
+        </w:rPr>
+        <w:t>у</w:t>
+      </w:r>
+      <w:r>
+        <w:rPr>
+          <w:rFonts w:ascii="Times New Roman" w:hAnsi="Times New Roman"/>
+          <w:sz w:val="24"/>
+        </w:rPr>
+        <w:t xml:space="preserve"> </w:t>
+      </w:r>
+      <w:r>
+        <w:rPr>
+          <w:rFonts w:ascii="Times New Roman" w:hAnsi="Times New Roman"/>
+          <w:sz w:val="24"/>
+        </w:rPr>
+        <w:t>ца́рстві</w:t>
+      </w:r>
+      <w:r>
+        <w:rPr>
+          <w:rFonts w:ascii="Times New Roman" w:hAnsi="Times New Roman"/>
+          <w:sz w:val="24"/>
+        </w:rPr>
+        <w:t xml:space="preserve"> </w:t>
+      </w:r>
+      <w:r>
+        <w:rPr>
+          <w:rFonts w:ascii="Times New Roman" w:hAnsi="Times New Roman"/>
+          <w:sz w:val="24"/>
+        </w:rPr>
+        <w:t>Твої́м.</w:t>
+      </w:r>
+    </w:p>
+    <w:p>
+      <w:pPr>
+        <w:spacing w:after="120"/>
+      </w:pPr>
+      <w:r>
+        <w:rPr>
+          <w:rFonts w:ascii="Times New Roman" w:hAnsi="Times New Roman"/>
+          <w:sz w:val="24"/>
+        </w:rPr>
+        <w:t>Пом’яни́</w:t>
+      </w:r>
+      <w:r>
+        <w:rPr>
+          <w:rFonts w:ascii="Times New Roman" w:hAnsi="Times New Roman"/>
+          <w:sz w:val="24"/>
+        </w:rPr>
+        <w:t xml:space="preserve"> </w:t>
+      </w:r>
+      <w:r>
+        <w:rPr>
+          <w:rFonts w:ascii="Times New Roman" w:hAnsi="Times New Roman"/>
+          <w:sz w:val="24"/>
+        </w:rPr>
+        <w:t>мене́,</w:t>
+      </w:r>
+      <w:r>
+        <w:rPr>
+          <w:rFonts w:ascii="Times New Roman" w:hAnsi="Times New Roman"/>
+          <w:sz w:val="24"/>
+        </w:rPr>
+        <w:t xml:space="preserve"> </w:t>
+      </w:r>
+      <w:r>
+        <w:rPr>
+          <w:rFonts w:ascii="Times New Roman" w:hAnsi="Times New Roman"/>
+          <w:sz w:val="24"/>
+        </w:rPr>
+        <w:t>Влади́ко,</w:t>
+      </w:r>
+      <w:r>
+        <w:rPr>
+          <w:rFonts w:ascii="Times New Roman" w:hAnsi="Times New Roman"/>
+          <w:sz w:val="24"/>
+        </w:rPr>
+        <w:t xml:space="preserve"> </w:t>
+      </w:r>
+      <w:r>
+        <w:rPr>
+          <w:rFonts w:ascii="Times New Roman" w:hAnsi="Times New Roman"/>
+          <w:sz w:val="24"/>
+        </w:rPr>
+        <w:t>коли́</w:t>
+      </w:r>
+      <w:r>
+        <w:rPr>
+          <w:rFonts w:ascii="Times New Roman" w:hAnsi="Times New Roman"/>
+          <w:sz w:val="24"/>
+        </w:rPr>
+        <w:t xml:space="preserve"> </w:t>
+      </w:r>
+      <w:r>
+        <w:rPr>
+          <w:rFonts w:ascii="Times New Roman" w:hAnsi="Times New Roman"/>
+          <w:sz w:val="24"/>
+        </w:rPr>
+        <w:t>при́йдеш</w:t>
+      </w:r>
+      <w:r>
+        <w:rPr>
+          <w:rFonts w:ascii="Times New Roman" w:hAnsi="Times New Roman"/>
+          <w:sz w:val="24"/>
+        </w:rPr>
+        <w:t xml:space="preserve"> </w:t>
+      </w:r>
+      <w:r>
+        <w:rPr>
+          <w:rFonts w:ascii="Times New Roman" w:hAnsi="Times New Roman"/>
+          <w:sz w:val="24"/>
+        </w:rPr>
+        <w:t>—</w:t>
+      </w:r>
+      <w:r>
+        <w:rPr>
+          <w:rFonts w:ascii="Times New Roman" w:hAnsi="Times New Roman"/>
+          <w:sz w:val="24"/>
+        </w:rPr>
+        <w:t xml:space="preserve"> </w:t>
+      </w:r>
+      <w:r>
+        <w:rPr>
+          <w:rFonts w:ascii="Times New Roman" w:hAnsi="Times New Roman"/>
+          <w:sz w:val="24"/>
+        </w:rPr>
+        <w:t>у</w:t>
+      </w:r>
+      <w:r>
+        <w:rPr>
+          <w:rFonts w:ascii="Times New Roman" w:hAnsi="Times New Roman"/>
+          <w:sz w:val="24"/>
+        </w:rPr>
+        <w:t xml:space="preserve"> </w:t>
+      </w:r>
+      <w:r>
+        <w:rPr>
+          <w:rFonts w:ascii="Times New Roman" w:hAnsi="Times New Roman"/>
+          <w:sz w:val="24"/>
+        </w:rPr>
+        <w:t>ца́рстві</w:t>
+      </w:r>
+      <w:r>
+        <w:rPr>
+          <w:rFonts w:ascii="Times New Roman" w:hAnsi="Times New Roman"/>
+          <w:sz w:val="24"/>
+        </w:rPr>
+        <w:t xml:space="preserve"> </w:t>
+      </w:r>
+      <w:r>
+        <w:rPr>
+          <w:rFonts w:ascii="Times New Roman" w:hAnsi="Times New Roman"/>
+          <w:sz w:val="24"/>
+        </w:rPr>
+        <w:t>Твої́м.</w:t>
+      </w:r>
+    </w:p>
+    <w:p>
+      <w:pPr>
+        <w:spacing w:after="120"/>
+      </w:pPr>
+      <w:r>
+        <w:rPr>
+          <w:rFonts w:ascii="Times New Roman" w:hAnsi="Times New Roman"/>
+          <w:sz w:val="24"/>
+        </w:rPr>
+        <w:t>Пом’яни́</w:t>
+      </w:r>
+      <w:r>
+        <w:rPr>
+          <w:rFonts w:ascii="Times New Roman" w:hAnsi="Times New Roman"/>
+          <w:sz w:val="24"/>
+        </w:rPr>
+        <w:t xml:space="preserve"> </w:t>
+      </w:r>
+      <w:r>
+        <w:rPr>
+          <w:rFonts w:ascii="Times New Roman" w:hAnsi="Times New Roman"/>
+          <w:sz w:val="24"/>
+        </w:rPr>
+        <w:t>мене́,</w:t>
+      </w:r>
+      <w:r>
+        <w:rPr>
+          <w:rFonts w:ascii="Times New Roman" w:hAnsi="Times New Roman"/>
+          <w:sz w:val="24"/>
+        </w:rPr>
+        <w:t xml:space="preserve"> </w:t>
+      </w:r>
+      <w:r>
+        <w:rPr>
+          <w:rFonts w:ascii="Times New Roman" w:hAnsi="Times New Roman"/>
+          <w:sz w:val="24"/>
+        </w:rPr>
+        <w:t>Святи́й,</w:t>
+      </w:r>
+      <w:r>
+        <w:rPr>
+          <w:rFonts w:ascii="Times New Roman" w:hAnsi="Times New Roman"/>
+          <w:sz w:val="24"/>
+        </w:rPr>
+        <w:t xml:space="preserve"> </w:t>
+      </w:r>
+      <w:r>
+        <w:rPr>
+          <w:rFonts w:ascii="Times New Roman" w:hAnsi="Times New Roman"/>
+          <w:sz w:val="24"/>
+        </w:rPr>
+        <w:t>коли́</w:t>
+      </w:r>
+      <w:r>
+        <w:rPr>
+          <w:rFonts w:ascii="Times New Roman" w:hAnsi="Times New Roman"/>
+          <w:sz w:val="24"/>
+        </w:rPr>
+        <w:t xml:space="preserve"> </w:t>
+      </w:r>
+      <w:r>
+        <w:rPr>
+          <w:rFonts w:ascii="Times New Roman" w:hAnsi="Times New Roman"/>
+          <w:sz w:val="24"/>
+        </w:rPr>
+        <w:t>при́йдеш</w:t>
+      </w:r>
+      <w:r>
+        <w:rPr>
+          <w:rFonts w:ascii="Times New Roman" w:hAnsi="Times New Roman"/>
+          <w:sz w:val="24"/>
+        </w:rPr>
+        <w:t xml:space="preserve"> </w:t>
+      </w:r>
+      <w:r>
+        <w:rPr>
+          <w:rFonts w:ascii="Times New Roman" w:hAnsi="Times New Roman"/>
+          <w:sz w:val="24"/>
+        </w:rPr>
+        <w:t>—</w:t>
+      </w:r>
+      <w:r>
+        <w:rPr>
+          <w:rFonts w:ascii="Times New Roman" w:hAnsi="Times New Roman"/>
+          <w:sz w:val="24"/>
+        </w:rPr>
+        <w:t xml:space="preserve"> </w:t>
+      </w:r>
+      <w:r>
+        <w:rPr>
+          <w:rFonts w:ascii="Times New Roman" w:hAnsi="Times New Roman"/>
+          <w:sz w:val="24"/>
+        </w:rPr>
+        <w:t>у</w:t>
+      </w:r>
+      <w:r>
+        <w:rPr>
+          <w:rFonts w:ascii="Times New Roman" w:hAnsi="Times New Roman"/>
+          <w:sz w:val="24"/>
+        </w:rPr>
+        <w:t xml:space="preserve"> </w:t>
+      </w:r>
+      <w:r>
+        <w:rPr>
+          <w:rFonts w:ascii="Times New Roman" w:hAnsi="Times New Roman"/>
+          <w:sz w:val="24"/>
+        </w:rPr>
+        <w:t>ца́рстві</w:t>
+      </w:r>
+      <w:r>
+        <w:rPr>
+          <w:rFonts w:ascii="Times New Roman" w:hAnsi="Times New Roman"/>
+          <w:sz w:val="24"/>
+        </w:rPr>
+        <w:t xml:space="preserve"> </w:t>
+      </w:r>
+      <w:r>
+        <w:rPr>
+          <w:rFonts w:ascii="Times New Roman" w:hAnsi="Times New Roman"/>
+          <w:sz w:val="24"/>
+        </w:rPr>
+        <w:t>Твої́м.</w:t>
+      </w:r>
+    </w:p>
+    <w:p>
+      <w:pPr>
+        <w:spacing w:after="120"/>
+      </w:pPr>
+      <w:r>
+        <w:rPr>
+          <w:rFonts w:ascii="Times New Roman" w:hAnsi="Times New Roman"/>
+          <w:sz w:val="24"/>
+        </w:rPr>
+        <w:t>Неха́й</w:t>
+      </w:r>
+      <w:r>
+        <w:rPr>
+          <w:rFonts w:ascii="Times New Roman" w:hAnsi="Times New Roman"/>
+          <w:sz w:val="24"/>
+        </w:rPr>
+        <w:t xml:space="preserve"> </w:t>
+      </w:r>
+      <w:r>
+        <w:rPr>
+          <w:rFonts w:ascii="Times New Roman" w:hAnsi="Times New Roman"/>
+          <w:sz w:val="24"/>
+        </w:rPr>
+        <w:t>не</w:t>
+      </w:r>
+      <w:r>
+        <w:rPr>
+          <w:rFonts w:ascii="Times New Roman" w:hAnsi="Times New Roman"/>
+          <w:sz w:val="24"/>
+        </w:rPr>
+        <w:t xml:space="preserve"> </w:t>
+      </w:r>
+      <w:r>
+        <w:rPr>
+          <w:rFonts w:ascii="Times New Roman" w:hAnsi="Times New Roman"/>
+          <w:sz w:val="24"/>
+        </w:rPr>
+        <w:t>на</w:t>
+      </w:r>
+      <w:r>
+        <w:rPr>
+          <w:rFonts w:ascii="Times New Roman" w:hAnsi="Times New Roman"/>
+          <w:sz w:val="24"/>
+        </w:rPr>
+        <w:t xml:space="preserve"> </w:t>
+      </w:r>
+      <w:r>
+        <w:rPr>
+          <w:rFonts w:ascii="Times New Roman" w:hAnsi="Times New Roman"/>
+          <w:sz w:val="24"/>
+        </w:rPr>
+        <w:t>суд</w:t>
+      </w:r>
+      <w:r>
+        <w:rPr>
+          <w:rFonts w:ascii="Times New Roman" w:hAnsi="Times New Roman"/>
+          <w:sz w:val="24"/>
+        </w:rPr>
+        <w:t xml:space="preserve"> </w:t>
+      </w:r>
+      <w:r>
+        <w:rPr>
+          <w:rFonts w:ascii="Times New Roman" w:hAnsi="Times New Roman"/>
+          <w:sz w:val="24"/>
+        </w:rPr>
+        <w:t>і</w:t>
+      </w:r>
+      <w:r>
+        <w:rPr>
+          <w:rFonts w:ascii="Times New Roman" w:hAnsi="Times New Roman"/>
+          <w:sz w:val="24"/>
+        </w:rPr>
+        <w:t xml:space="preserve"> </w:t>
+      </w:r>
+      <w:r>
+        <w:rPr>
+          <w:rFonts w:ascii="Times New Roman" w:hAnsi="Times New Roman"/>
+          <w:sz w:val="24"/>
+        </w:rPr>
+        <w:t>не</w:t>
+      </w:r>
+      <w:r>
+        <w:rPr>
+          <w:rFonts w:ascii="Times New Roman" w:hAnsi="Times New Roman"/>
+          <w:sz w:val="24"/>
+        </w:rPr>
+        <w:t xml:space="preserve"> </w:t>
+      </w:r>
+      <w:r>
+        <w:rPr>
+          <w:rFonts w:ascii="Times New Roman" w:hAnsi="Times New Roman"/>
+          <w:sz w:val="24"/>
+        </w:rPr>
+        <w:t>на</w:t>
+      </w:r>
+      <w:r>
+        <w:rPr>
+          <w:rFonts w:ascii="Times New Roman" w:hAnsi="Times New Roman"/>
+          <w:sz w:val="24"/>
+        </w:rPr>
+        <w:t xml:space="preserve"> </w:t>
+      </w:r>
+      <w:r>
+        <w:rPr>
+          <w:rFonts w:ascii="Times New Roman" w:hAnsi="Times New Roman"/>
+          <w:sz w:val="24"/>
+        </w:rPr>
+        <w:t>осу́дження</w:t>
+      </w:r>
+      <w:r>
+        <w:rPr>
+          <w:rFonts w:ascii="Times New Roman" w:hAnsi="Times New Roman"/>
+          <w:sz w:val="24"/>
+        </w:rPr>
+        <w:t xml:space="preserve"> </w:t>
+      </w:r>
+      <w:r>
+        <w:rPr>
+          <w:rFonts w:ascii="Times New Roman" w:hAnsi="Times New Roman"/>
+          <w:sz w:val="24"/>
+        </w:rPr>
+        <w:t>бу́де</w:t>
+      </w:r>
+      <w:r>
+        <w:rPr>
+          <w:rFonts w:ascii="Times New Roman" w:hAnsi="Times New Roman"/>
+          <w:sz w:val="24"/>
+        </w:rPr>
+        <w:t xml:space="preserve"> </w:t>
+      </w:r>
+      <w:r>
+        <w:rPr>
+          <w:rFonts w:ascii="Times New Roman" w:hAnsi="Times New Roman"/>
+          <w:sz w:val="24"/>
+        </w:rPr>
+        <w:t>менí</w:t>
+      </w:r>
+      <w:r>
+        <w:rPr>
+          <w:rFonts w:ascii="Times New Roman" w:hAnsi="Times New Roman"/>
+          <w:sz w:val="24"/>
+        </w:rPr>
+        <w:t xml:space="preserve"> </w:t>
+      </w:r>
+      <w:r>
+        <w:rPr>
+          <w:rFonts w:ascii="Times New Roman" w:hAnsi="Times New Roman"/>
+          <w:sz w:val="24"/>
+        </w:rPr>
+        <w:t>прича́стя</w:t>
+      </w:r>
+      <w:r>
+        <w:rPr>
+          <w:rFonts w:ascii="Times New Roman" w:hAnsi="Times New Roman"/>
+          <w:sz w:val="24"/>
+        </w:rPr>
+        <w:t xml:space="preserve"> </w:t>
+      </w:r>
+      <w:r>
+        <w:rPr>
+          <w:rFonts w:ascii="Times New Roman" w:hAnsi="Times New Roman"/>
+          <w:sz w:val="24"/>
+        </w:rPr>
+        <w:t>святи́х</w:t>
+      </w:r>
+      <w:r>
+        <w:rPr>
+          <w:rFonts w:ascii="Times New Roman" w:hAnsi="Times New Roman"/>
+          <w:sz w:val="24"/>
+        </w:rPr>
+        <w:t xml:space="preserve"> </w:t>
+      </w:r>
+      <w:r>
+        <w:rPr>
+          <w:rFonts w:ascii="Times New Roman" w:hAnsi="Times New Roman"/>
+          <w:sz w:val="24"/>
+        </w:rPr>
+        <w:t>Твої́х</w:t>
+      </w:r>
+      <w:r>
+        <w:rPr>
+          <w:rFonts w:ascii="Times New Roman" w:hAnsi="Times New Roman"/>
+          <w:sz w:val="24"/>
+        </w:rPr>
+        <w:t xml:space="preserve"> </w:t>
+      </w:r>
+      <w:r>
+        <w:rPr>
+          <w:rFonts w:ascii="Times New Roman" w:hAnsi="Times New Roman"/>
+          <w:sz w:val="24"/>
+        </w:rPr>
+        <w:t>Та́їн,</w:t>
+      </w:r>
+      <w:r>
+        <w:rPr>
+          <w:rFonts w:ascii="Times New Roman" w:hAnsi="Times New Roman"/>
+          <w:sz w:val="24"/>
+        </w:rPr>
+        <w:t xml:space="preserve"> </w:t>
+      </w:r>
+      <w:r>
+        <w:rPr>
+          <w:rFonts w:ascii="Times New Roman" w:hAnsi="Times New Roman"/>
+          <w:sz w:val="24"/>
+        </w:rPr>
+        <w:t>Го́споди,</w:t>
+      </w:r>
+      <w:r>
+        <w:rPr>
+          <w:rFonts w:ascii="Times New Roman" w:hAnsi="Times New Roman"/>
+          <w:sz w:val="24"/>
+        </w:rPr>
+        <w:t xml:space="preserve"> </w:t>
+      </w:r>
+      <w:r>
+        <w:rPr>
+          <w:rFonts w:ascii="Times New Roman" w:hAnsi="Times New Roman"/>
+          <w:sz w:val="24"/>
+        </w:rPr>
+        <w:t>а</w:t>
+      </w:r>
+      <w:r>
+        <w:rPr>
+          <w:rFonts w:ascii="Times New Roman" w:hAnsi="Times New Roman"/>
+          <w:sz w:val="24"/>
+        </w:rPr>
+        <w:t xml:space="preserve"> </w:t>
+      </w:r>
+      <w:r>
+        <w:rPr>
+          <w:rFonts w:ascii="Times New Roman" w:hAnsi="Times New Roman"/>
+          <w:sz w:val="24"/>
+        </w:rPr>
+        <w:t>на</w:t>
+      </w:r>
+      <w:r>
+        <w:rPr>
+          <w:rFonts w:ascii="Times New Roman" w:hAnsi="Times New Roman"/>
+          <w:sz w:val="24"/>
+        </w:rPr>
+        <w:t xml:space="preserve"> </w:t>
+      </w:r>
+      <w:r>
+        <w:rPr>
+          <w:rFonts w:ascii="Times New Roman" w:hAnsi="Times New Roman"/>
+          <w:sz w:val="24"/>
+        </w:rPr>
+        <w:t>зцíлення</w:t>
+      </w:r>
+      <w:r>
+        <w:rPr>
+          <w:rFonts w:ascii="Times New Roman" w:hAnsi="Times New Roman"/>
+          <w:sz w:val="24"/>
+        </w:rPr>
+        <w:t xml:space="preserve"> </w:t>
+      </w:r>
+      <w:r>
+        <w:rPr>
+          <w:rFonts w:ascii="Times New Roman" w:hAnsi="Times New Roman"/>
+          <w:sz w:val="24"/>
+        </w:rPr>
+        <w:t>душí</w:t>
+      </w:r>
+      <w:r>
+        <w:rPr>
+          <w:rFonts w:ascii="Times New Roman" w:hAnsi="Times New Roman"/>
+          <w:sz w:val="24"/>
+        </w:rPr>
+        <w:t xml:space="preserve"> </w:t>
+      </w:r>
+      <w:r>
+        <w:rPr>
+          <w:rFonts w:ascii="Times New Roman" w:hAnsi="Times New Roman"/>
+          <w:sz w:val="24"/>
+        </w:rPr>
+        <w:t>і</w:t>
+      </w:r>
+      <w:r>
+        <w:rPr>
+          <w:rFonts w:ascii="Times New Roman" w:hAnsi="Times New Roman"/>
+          <w:sz w:val="24"/>
+        </w:rPr>
+        <w:t xml:space="preserve"> </w:t>
+      </w:r>
+      <w:r>
+        <w:rPr>
+          <w:rFonts w:ascii="Times New Roman" w:hAnsi="Times New Roman"/>
+          <w:sz w:val="24"/>
+        </w:rPr>
+        <w:t>тíла.</w:t>
+      </w:r>
+    </w:p>
+    <w:p>
+      <w:pPr>
+        <w:spacing w:after="120"/>
+      </w:pPr>
+      <w:r>
+        <w:rPr>
+          <w:rFonts w:ascii="Times New Roman" w:hAnsi="Times New Roman"/>
+          <w:sz w:val="24"/>
+        </w:rPr>
+        <w:t>Бо́же,</w:t>
+      </w:r>
+      <w:r>
+        <w:rPr>
+          <w:rFonts w:ascii="Times New Roman" w:hAnsi="Times New Roman"/>
+          <w:sz w:val="24"/>
+        </w:rPr>
+        <w:t xml:space="preserve"> </w:t>
+      </w:r>
+      <w:r>
+        <w:rPr>
+          <w:rFonts w:ascii="Times New Roman" w:hAnsi="Times New Roman"/>
+          <w:sz w:val="24"/>
+        </w:rPr>
+        <w:t>будь</w:t>
+      </w:r>
+      <w:r>
+        <w:rPr>
+          <w:rFonts w:ascii="Times New Roman" w:hAnsi="Times New Roman"/>
+          <w:sz w:val="24"/>
+        </w:rPr>
+        <w:t xml:space="preserve"> </w:t>
+      </w:r>
+      <w:r>
+        <w:rPr>
+          <w:rFonts w:ascii="Times New Roman" w:hAnsi="Times New Roman"/>
+          <w:sz w:val="24"/>
+        </w:rPr>
+        <w:t>милости́вим</w:t>
+      </w:r>
+      <w:r>
+        <w:rPr>
+          <w:rFonts w:ascii="Times New Roman" w:hAnsi="Times New Roman"/>
+          <w:sz w:val="24"/>
+        </w:rPr>
+        <w:t xml:space="preserve"> </w:t>
+      </w:r>
+      <w:r>
+        <w:rPr>
+          <w:rFonts w:ascii="Times New Roman" w:hAnsi="Times New Roman"/>
+          <w:sz w:val="24"/>
+        </w:rPr>
+        <w:t>до</w:t>
+      </w:r>
+      <w:r>
+        <w:rPr>
+          <w:rFonts w:ascii="Times New Roman" w:hAnsi="Times New Roman"/>
+          <w:sz w:val="24"/>
+        </w:rPr>
+        <w:t xml:space="preserve"> </w:t>
+      </w:r>
+      <w:r>
+        <w:rPr>
+          <w:rFonts w:ascii="Times New Roman" w:hAnsi="Times New Roman"/>
+          <w:sz w:val="24"/>
+        </w:rPr>
+        <w:t>ме́не,</w:t>
+      </w:r>
+      <w:r>
+        <w:rPr>
+          <w:rFonts w:ascii="Times New Roman" w:hAnsi="Times New Roman"/>
+          <w:sz w:val="24"/>
+        </w:rPr>
+        <w:t xml:space="preserve"> </w:t>
+      </w:r>
+      <w:r>
+        <w:rPr>
+          <w:rFonts w:ascii="Times New Roman" w:hAnsi="Times New Roman"/>
+          <w:sz w:val="24"/>
+        </w:rPr>
+        <w:t>грíшного</w:t>
+      </w:r>
+      <w:r>
+        <w:rPr>
+          <w:rFonts w:ascii="Times New Roman" w:hAnsi="Times New Roman"/>
+          <w:sz w:val="24"/>
+        </w:rPr>
+        <w:t xml:space="preserve"> </w:t>
+      </w:r>
+      <w:r>
+        <w:rPr>
+          <w:rFonts w:ascii="Times New Roman" w:hAnsi="Times New Roman"/>
+          <w:sz w:val="24"/>
+        </w:rPr>
+        <w:t>(грíшної).</w:t>
+      </w:r>
+    </w:p>
+    <w:p>
+      <w:pPr>
+        <w:spacing w:after="120"/>
+      </w:pPr>
+      <w:r>
+        <w:rPr>
+          <w:rFonts w:ascii="Times New Roman" w:hAnsi="Times New Roman"/>
+          <w:sz w:val="24"/>
+        </w:rPr>
+        <w:t>Бо́же,</w:t>
+      </w:r>
+      <w:r>
+        <w:rPr>
+          <w:rFonts w:ascii="Times New Roman" w:hAnsi="Times New Roman"/>
+          <w:sz w:val="24"/>
+        </w:rPr>
+        <w:t xml:space="preserve"> </w:t>
+      </w:r>
+      <w:r>
+        <w:rPr>
+          <w:rFonts w:ascii="Times New Roman" w:hAnsi="Times New Roman"/>
+          <w:sz w:val="24"/>
+        </w:rPr>
+        <w:t>очи́сти</w:t>
+      </w:r>
+      <w:r>
+        <w:rPr>
+          <w:rFonts w:ascii="Times New Roman" w:hAnsi="Times New Roman"/>
+          <w:sz w:val="24"/>
+        </w:rPr>
+        <w:t xml:space="preserve"> </w:t>
+      </w:r>
+      <w:r>
+        <w:rPr>
+          <w:rFonts w:ascii="Times New Roman" w:hAnsi="Times New Roman"/>
+          <w:sz w:val="24"/>
+        </w:rPr>
+        <w:t>мої́</w:t>
+      </w:r>
+      <w:r>
+        <w:rPr>
+          <w:rFonts w:ascii="Times New Roman" w:hAnsi="Times New Roman"/>
+          <w:sz w:val="24"/>
+        </w:rPr>
+        <w:t xml:space="preserve"> </w:t>
+      </w:r>
+      <w:r>
+        <w:rPr>
+          <w:rFonts w:ascii="Times New Roman" w:hAnsi="Times New Roman"/>
+          <w:sz w:val="24"/>
+        </w:rPr>
+        <w:t>гріхи́</w:t>
+      </w:r>
+      <w:r>
+        <w:rPr>
+          <w:rFonts w:ascii="Times New Roman" w:hAnsi="Times New Roman"/>
+          <w:sz w:val="24"/>
+        </w:rPr>
+        <w:t xml:space="preserve"> </w:t>
+      </w:r>
+      <w:r>
+        <w:rPr>
+          <w:rFonts w:ascii="Times New Roman" w:hAnsi="Times New Roman"/>
+          <w:sz w:val="24"/>
+        </w:rPr>
+        <w:t>і</w:t>
+      </w:r>
+      <w:r>
+        <w:rPr>
+          <w:rFonts w:ascii="Times New Roman" w:hAnsi="Times New Roman"/>
+          <w:sz w:val="24"/>
+        </w:rPr>
+        <w:t xml:space="preserve"> </w:t>
+      </w:r>
+      <w:r>
+        <w:rPr>
+          <w:rFonts w:ascii="Times New Roman" w:hAnsi="Times New Roman"/>
+          <w:sz w:val="24"/>
+        </w:rPr>
+        <w:t>поми́луй</w:t>
+      </w:r>
+      <w:r>
+        <w:rPr>
+          <w:rFonts w:ascii="Times New Roman" w:hAnsi="Times New Roman"/>
+          <w:sz w:val="24"/>
+        </w:rPr>
+        <w:t xml:space="preserve"> </w:t>
+      </w:r>
+      <w:r>
+        <w:rPr>
+          <w:rFonts w:ascii="Times New Roman" w:hAnsi="Times New Roman"/>
+          <w:sz w:val="24"/>
+        </w:rPr>
+        <w:t>мене́.</w:t>
+      </w:r>
+    </w:p>
+    <w:p>
+      <w:pPr>
+        <w:spacing w:after="120"/>
+      </w:pPr>
+      <w:r>
+        <w:rPr>
+          <w:rFonts w:ascii="Times New Roman" w:hAnsi="Times New Roman"/>
+          <w:sz w:val="24"/>
+        </w:rPr>
+        <w:t>Без</w:t>
+      </w:r>
+      <w:r>
+        <w:rPr>
+          <w:rFonts w:ascii="Times New Roman" w:hAnsi="Times New Roman"/>
+          <w:sz w:val="24"/>
+        </w:rPr>
+        <w:t xml:space="preserve"> </w:t>
+      </w:r>
+      <w:r>
+        <w:rPr>
+          <w:rFonts w:ascii="Times New Roman" w:hAnsi="Times New Roman"/>
+          <w:sz w:val="24"/>
+        </w:rPr>
+        <w:t>числа́</w:t>
+      </w:r>
+      <w:r>
+        <w:rPr>
+          <w:rFonts w:ascii="Times New Roman" w:hAnsi="Times New Roman"/>
+          <w:sz w:val="24"/>
+        </w:rPr>
+        <w:t xml:space="preserve"> </w:t>
+      </w:r>
+      <w:r>
+        <w:rPr>
+          <w:rFonts w:ascii="Times New Roman" w:hAnsi="Times New Roman"/>
+          <w:sz w:val="24"/>
+        </w:rPr>
+        <w:t>нагріши́в</w:t>
+      </w:r>
+      <w:r>
+        <w:rPr>
+          <w:rFonts w:ascii="Times New Roman" w:hAnsi="Times New Roman"/>
+          <w:sz w:val="24"/>
+        </w:rPr>
+        <w:t xml:space="preserve"> </w:t>
+      </w:r>
+      <w:r>
+        <w:rPr>
+          <w:rFonts w:ascii="Times New Roman" w:hAnsi="Times New Roman"/>
+          <w:sz w:val="24"/>
+        </w:rPr>
+        <w:t>(нагріши́ла)</w:t>
+      </w:r>
+      <w:r>
+        <w:rPr>
+          <w:rFonts w:ascii="Times New Roman" w:hAnsi="Times New Roman"/>
+          <w:sz w:val="24"/>
+        </w:rPr>
+        <w:t xml:space="preserve"> </w:t>
+      </w:r>
+      <w:r>
+        <w:rPr>
+          <w:rFonts w:ascii="Times New Roman" w:hAnsi="Times New Roman"/>
+          <w:sz w:val="24"/>
+        </w:rPr>
+        <w:t>я,</w:t>
+      </w:r>
+      <w:r>
+        <w:rPr>
+          <w:rFonts w:ascii="Times New Roman" w:hAnsi="Times New Roman"/>
+          <w:sz w:val="24"/>
+        </w:rPr>
+        <w:t xml:space="preserve"> </w:t>
+      </w:r>
+      <w:r>
+        <w:rPr>
+          <w:rFonts w:ascii="Times New Roman" w:hAnsi="Times New Roman"/>
+          <w:sz w:val="24"/>
+        </w:rPr>
+        <w:t>Го́споди,</w:t>
+      </w:r>
+      <w:r>
+        <w:rPr>
+          <w:rFonts w:ascii="Times New Roman" w:hAnsi="Times New Roman"/>
+          <w:sz w:val="24"/>
+        </w:rPr>
+        <w:t xml:space="preserve"> </w:t>
+      </w:r>
+      <w:r>
+        <w:rPr>
+          <w:rFonts w:ascii="Times New Roman" w:hAnsi="Times New Roman"/>
+          <w:sz w:val="24"/>
+        </w:rPr>
+        <w:t>прости́</w:t>
+      </w:r>
+      <w:r>
+        <w:rPr>
+          <w:rFonts w:ascii="Times New Roman" w:hAnsi="Times New Roman"/>
+          <w:sz w:val="24"/>
+        </w:rPr>
+        <w:t xml:space="preserve"> </w:t>
+      </w:r>
+      <w:r>
+        <w:rPr>
+          <w:rFonts w:ascii="Times New Roman" w:hAnsi="Times New Roman"/>
+          <w:sz w:val="24"/>
+        </w:rPr>
+        <w:t>менí.</w:t>
       </w:r>
     </w:p>
     <w:p>
@@ -11884,11 +14855,126 @@
     </w:p>
     <w:p>
       <w:pPr>
-        <w:widowControl w:val="0"/>
-        <w:spacing w:after="120"/>
-      </w:pPr>
-      <w:r>
-        <w:t>Заступи, спаси, помилуй і охорони нас, Боже, Твоєю благодаттю.</w:t>
+        <w:spacing w:after="120"/>
+      </w:pPr>
+      <w:r>
+        <w:rPr>
+          <w:rFonts w:ascii="Times New Roman" w:hAnsi="Times New Roman"/>
+          <w:sz w:val="24"/>
+        </w:rPr>
+        <w:t>Заступи,</w:t>
+      </w:r>
+      <w:r>
+        <w:rPr>
+          <w:rFonts w:ascii="Times New Roman" w:hAnsi="Times New Roman"/>
+          <w:sz w:val="24"/>
+        </w:rPr>
+        <w:t xml:space="preserve"> </w:t>
+      </w:r>
+      <w:r>
+        <w:rPr>
+          <w:rFonts w:ascii="Times New Roman" w:hAnsi="Times New Roman"/>
+          <w:sz w:val="24"/>
+        </w:rPr>
+        <w:t>спаси,</w:t>
+      </w:r>
+      <w:r>
+        <w:rPr>
+          <w:rFonts w:ascii="Times New Roman" w:hAnsi="Times New Roman"/>
+          <w:sz w:val="24"/>
+        </w:rPr>
+        <w:t xml:space="preserve"> </w:t>
+      </w:r>
+      <w:r>
+        <w:rPr>
+          <w:rFonts w:ascii="Times New Roman" w:hAnsi="Times New Roman"/>
+          <w:sz w:val="24"/>
+        </w:rPr>
+        <w:t>помилуй</w:t>
+      </w:r>
+      <w:r>
+        <w:rPr>
+          <w:rFonts w:ascii="Times New Roman" w:hAnsi="Times New Roman"/>
+          <w:sz w:val="24"/>
+        </w:rPr>
+        <w:t xml:space="preserve"> </w:t>
+      </w:r>
+      <w:r>
+        <w:rPr>
+          <w:rFonts w:ascii="Times New Roman" w:hAnsi="Times New Roman"/>
+          <w:sz w:val="24"/>
+        </w:rPr>
+        <w:t>і</w:t>
+      </w:r>
+      <w:r>
+        <w:rPr>
+          <w:rFonts w:ascii="Times New Roman" w:hAnsi="Times New Roman"/>
+          <w:sz w:val="24"/>
+        </w:rPr>
+        <w:t xml:space="preserve"> </w:t>
+      </w:r>
+      <w:r>
+        <w:rPr>
+          <w:rFonts w:ascii="Times New Roman" w:hAnsi="Times New Roman"/>
+          <w:sz w:val="24"/>
+        </w:rPr>
+        <w:t>охорони</w:t>
+      </w:r>
+      <w:r>
+        <w:rPr>
+          <w:rFonts w:ascii="Times New Roman" w:hAnsi="Times New Roman"/>
+          <w:sz w:val="24"/>
+        </w:rPr>
+        <w:t xml:space="preserve"> </w:t>
+      </w:r>
+      <w:r>
+        <w:rPr>
+          <w:rFonts w:ascii="Times New Roman" w:hAnsi="Times New Roman"/>
+          <w:sz w:val="24"/>
+        </w:rPr>
+        <w:t>нас,</w:t>
+      </w:r>
+      <w:r>
+        <w:rPr>
+          <w:rFonts w:ascii="Times New Roman" w:hAnsi="Times New Roman"/>
+          <w:sz w:val="24"/>
+        </w:rPr>
+        <w:t xml:space="preserve"> </w:t>
+      </w:r>
+      <w:r>
+        <w:rPr>
+          <w:rFonts w:ascii="Times New Roman" w:hAnsi="Times New Roman"/>
+          <w:sz w:val="24"/>
+        </w:rPr>
+        <w:t>Боже,</w:t>
+      </w:r>
+      <w:r>
+        <w:rPr>
+          <w:rFonts w:ascii="Times New Roman" w:hAnsi="Times New Roman"/>
+          <w:sz w:val="24"/>
+        </w:rPr>
+        <w:t xml:space="preserve"> </w:t>
+      </w:r>
+      <w:r>
+        <w:rPr>
+          <w:rFonts w:ascii="Times New Roman" w:hAnsi="Times New Roman"/>
+          <w:sz w:val="24"/>
+        </w:rPr>
+        <w:t>Твоєю</w:t>
+      </w:r>
+      <w:r>
+        <w:rPr>
+          <w:rFonts w:ascii="Times New Roman" w:hAnsi="Times New Roman"/>
+          <w:sz w:val="24"/>
+        </w:rPr>
+        <w:t xml:space="preserve"> </w:t>
+      </w:r>
+      <w:r>
+        <w:rPr>
+          <w:rFonts w:ascii="Times New Roman" w:hAnsi="Times New Roman"/>
+          <w:sz w:val="24"/>
+        </w:rPr>
+        <w:t>благодаттю</w:t>
       </w:r>
     </w:p>
     <w:p>
@@ -11996,7 +15082,7 @@
       </w:r>
       <w:proofErr w:type="spellStart"/>
       <w:r>
-        <w:t>чоловіколюбче</w:t>
+        <w:t>Людинолюбче</w:t>
       </w:r>
       <w:proofErr w:type="spellEnd"/>
       <w:r>
@@ -13019,7 +16105,7 @@
       </w:r>
       <w:proofErr w:type="spellEnd"/>
       <w:r>
-        <w:t>, і всіх святих, помилує і спасе нас, як благий і чоловіколюбець.</w:t>
+        <w:t>, і всіх святих, помилує і спасе нас, як благий і людинолюбний.</w:t>
       </w:r>
     </w:p>
     <w:p>
